--- a/1 Разработка Web-приложений (Трубилов Николай Михайлович)/Лабораторные/Лабораторная_3/Соколов Д.А Ик-731 - ЛР3 (Отчет по практическим заданиям).docx
+++ b/1 Разработка Web-приложений (Трубилов Николай Михайлович)/Лабораторные/Лабораторная_3/Соколов Д.А Ик-731 - ЛР3 (Отчет по практическим заданиям).docx
@@ -1,6 +1,6 @@
 
 <file path=word/document.xml><?xml version="1.0" encoding="utf-8"?>
-<w:document xmlns:wpc="http://schemas.microsoft.com/office/word/2010/wordprocessingCanvas" xmlns:cx="http://schemas.microsoft.com/office/drawing/2014/chartex" xmlns:cx1="http://schemas.microsoft.com/office/drawing/2015/9/8/chartex" xmlns:cx2="http://schemas.microsoft.com/office/drawing/2015/10/21/chartex" xmlns:cx3="http://schemas.microsoft.com/office/drawing/2016/5/9/chartex" xmlns:cx4="http://schemas.microsoft.com/office/drawing/2016/5/10/chartex" xmlns:cx5="http://schemas.microsoft.com/office/drawing/2016/5/11/chartex" xmlns:cx6="http://schemas.microsoft.com/office/drawing/2016/5/12/chartex" xmlns:cx7="http://schemas.microsoft.com/office/drawing/2016/5/13/chartex" xmlns:cx8="http://schemas.microsoft.com/office/drawing/2016/5/14/chartex" xmlns:mc="http://schemas.openxmlformats.org/markup-compatibility/2006" xmlns:aink="http://schemas.microsoft.com/office/drawing/2016/ink" xmlns:am3d="http://schemas.microsoft.com/office/drawing/2017/model3d" xmlns:o="urn:schemas-microsoft-com:office:office" xmlns:r="http://schemas.openxmlformats.org/officeDocument/2006/relationships" xmlns:m="http://schemas.openxmlformats.org/officeDocument/2006/math" xmlns:v="urn:schemas-microsoft-com:vml" xmlns:wp14="http://schemas.microsoft.com/office/word/2010/wordprocessingDrawing" xmlns:wp="http://schemas.openxmlformats.org/drawingml/2006/wordprocessingDrawing" xmlns:w10="urn:schemas-microsoft-com:office:word" xmlns:w="http://schemas.openxmlformats.org/wordprocessingml/2006/main" xmlns:w14="http://schemas.microsoft.com/office/word/2010/wordml" xmlns:w15="http://schemas.microsoft.com/office/word/2012/wordml" xmlns:w16cex="http://schemas.microsoft.com/office/word/2018/wordml/cex" xmlns:w16cid="http://schemas.microsoft.com/office/word/2016/wordml/cid" xmlns:w16="http://schemas.microsoft.com/office/word/2018/wordml" xmlns:w16se="http://schemas.microsoft.com/office/word/2015/wordml/symex" xmlns:wpg="http://schemas.microsoft.com/office/word/2010/wordprocessingGroup" xmlns:wpi="http://schemas.microsoft.com/office/word/2010/wordprocessingInk" xmlns:wne="http://schemas.microsoft.com/office/word/2006/wordml" xmlns:wps="http://schemas.microsoft.com/office/word/2010/wordprocessingShape" mc:Ignorable="w14 w15 w16se w16cid w16 w16cex wp14">
+<w:document xmlns:wpc="http://schemas.microsoft.com/office/word/2010/wordprocessingCanvas" xmlns:cx="http://schemas.microsoft.com/office/drawing/2014/chartex" xmlns:cx1="http://schemas.microsoft.com/office/drawing/2015/9/8/chartex" xmlns:cx2="http://schemas.microsoft.com/office/drawing/2015/10/21/chartex" xmlns:cx3="http://schemas.microsoft.com/office/drawing/2016/5/9/chartex" xmlns:cx4="http://schemas.microsoft.com/office/drawing/2016/5/10/chartex" xmlns:cx5="http://schemas.microsoft.com/office/drawing/2016/5/11/chartex" xmlns:cx6="http://schemas.microsoft.com/office/drawing/2016/5/12/chartex" xmlns:cx7="http://schemas.microsoft.com/office/drawing/2016/5/13/chartex" xmlns:cx8="http://schemas.microsoft.com/office/drawing/2016/5/14/chartex" xmlns:mc="http://schemas.openxmlformats.org/markup-compatibility/2006" xmlns:aink="http://schemas.microsoft.com/office/drawing/2016/ink" xmlns:am3d="http://schemas.microsoft.com/office/drawing/2017/model3d" xmlns:o="urn:schemas-microsoft-com:office:office" xmlns:oel="http://schemas.microsoft.com/office/2019/extlst" xmlns:r="http://schemas.openxmlformats.org/officeDocument/2006/relationships" xmlns:m="http://schemas.openxmlformats.org/officeDocument/2006/math" xmlns:v="urn:schemas-microsoft-com:vml" xmlns:wp14="http://schemas.microsoft.com/office/word/2010/wordprocessingDrawing" xmlns:wp="http://schemas.openxmlformats.org/drawingml/2006/wordprocessingDrawing" xmlns:w10="urn:schemas-microsoft-com:office:word" xmlns:w="http://schemas.openxmlformats.org/wordprocessingml/2006/main" xmlns:w14="http://schemas.microsoft.com/office/word/2010/wordml" xmlns:w15="http://schemas.microsoft.com/office/word/2012/wordml" xmlns:w16cex="http://schemas.microsoft.com/office/word/2018/wordml/cex" xmlns:w16cid="http://schemas.microsoft.com/office/word/2016/wordml/cid" xmlns:w16="http://schemas.microsoft.com/office/word/2018/wordml" xmlns:w16sdtdh="http://schemas.microsoft.com/office/word/2020/wordml/sdtdatahash" xmlns:w16se="http://schemas.microsoft.com/office/word/2015/wordml/symex" xmlns:wpg="http://schemas.microsoft.com/office/word/2010/wordprocessingGroup" xmlns:wpi="http://schemas.microsoft.com/office/word/2010/wordprocessingInk" xmlns:wne="http://schemas.microsoft.com/office/word/2006/wordml" xmlns:wps="http://schemas.microsoft.com/office/word/2010/wordprocessingShape" mc:Ignorable="w14 w15 w16se w16cid w16 w16cex w16sdtdh wp14">
   <w:body>
     <w:p>
       <w:pPr>
@@ -57,7 +57,7 @@
           <w:sz w:val="28"/>
           <w:szCs w:val="28"/>
         </w:rPr>
-        <w:t>2</w:t>
+        <w:t>3</w:t>
       </w:r>
     </w:p>
     <w:p>
@@ -95,7 +95,21 @@
           <w:sz w:val="28"/>
           <w:szCs w:val="28"/>
         </w:rPr>
-        <w:t>Примеры второй главы выполнены в файлах</w:t>
+        <w:t xml:space="preserve">Примеры </w:t>
+      </w:r>
+      <w:r>
+        <w:rPr>
+          <w:sz w:val="28"/>
+          <w:szCs w:val="28"/>
+        </w:rPr>
+        <w:t>третьей</w:t>
+      </w:r>
+      <w:r>
+        <w:rPr>
+          <w:sz w:val="28"/>
+          <w:szCs w:val="28"/>
+        </w:rPr>
+        <w:t xml:space="preserve"> главы выполнены в файлах</w:t>
       </w:r>
       <w:r>
         <w:rPr>
@@ -117,8 +131,23 @@
           <w:sz w:val="28"/>
           <w:szCs w:val="28"/>
         </w:rPr>
-        <w:t>_2.1.1.</w:t>
-      </w:r>
+        <w:t>_</w:t>
+      </w:r>
+      <w:r>
+        <w:rPr>
+          <w:sz w:val="28"/>
+          <w:szCs w:val="28"/>
+        </w:rPr>
+        <w:t>3</w:t>
+      </w:r>
+      <w:r>
+        <w:rPr>
+          <w:sz w:val="28"/>
+          <w:szCs w:val="28"/>
+        </w:rPr>
+        <w:t>.1.1.</w:t>
+      </w:r>
+      <w:proofErr w:type="spellStart"/>
       <w:r>
         <w:rPr>
           <w:sz w:val="28"/>
@@ -127,6 +156,7 @@
         </w:rPr>
         <w:t>php</w:t>
       </w:r>
+      <w:proofErr w:type="spellEnd"/>
       <w:r>
         <w:rPr>
           <w:sz w:val="28"/>
@@ -161,7 +191,14 @@
           <w:sz w:val="28"/>
           <w:szCs w:val="28"/>
         </w:rPr>
-        <w:t>_2.1.17</w:t>
+        <w:t>_2.1.1</w:t>
+      </w:r>
+      <w:r>
+        <w:rPr>
+          <w:sz w:val="28"/>
+          <w:szCs w:val="28"/>
+        </w:rPr>
+        <w:t>4</w:t>
       </w:r>
       <w:r>
         <w:rPr>
@@ -183,7 +220,22 @@
           <w:sz w:val="28"/>
           <w:szCs w:val="28"/>
         </w:rPr>
-        <w:t>2</w:t>
+        <w:t>3</w:t>
+      </w:r>
+      <w:r>
+        <w:rPr>
+          <w:sz w:val="28"/>
+          <w:szCs w:val="28"/>
+        </w:rPr>
+        <w:t>/</w:t>
+      </w:r>
+      <w:r>
+        <w:rPr>
+          <w:sz w:val="28"/>
+          <w:szCs w:val="28"/>
+          <w:lang w:val="en-US"/>
+        </w:rPr>
+        <w:t>examples</w:t>
       </w:r>
       <w:r>
         <w:rPr>
@@ -208,6 +260,7 @@
         <w:rPr>
           <w:sz w:val="28"/>
           <w:szCs w:val="28"/>
+          <w:lang w:val="en-US"/>
         </w:rPr>
       </w:pPr>
       <w:r>
@@ -222,7 +275,21 @@
           <w:sz w:val="28"/>
           <w:szCs w:val="28"/>
         </w:rPr>
-        <w:t xml:space="preserve">Задания со 2 по 16 выполнены в отдельных файлах </w:t>
+        <w:t xml:space="preserve">Задания со 2 по </w:t>
+      </w:r>
+      <w:r>
+        <w:rPr>
+          <w:sz w:val="28"/>
+          <w:szCs w:val="28"/>
+        </w:rPr>
+        <w:t>9</w:t>
+      </w:r>
+      <w:r>
+        <w:rPr>
+          <w:sz w:val="28"/>
+          <w:szCs w:val="28"/>
+        </w:rPr>
+        <w:t xml:space="preserve"> выполнены в отдельных файлах </w:t>
       </w:r>
       <w:r>
         <w:rPr>
@@ -237,8 +304,23 @@
           <w:sz w:val="28"/>
           <w:szCs w:val="28"/>
         </w:rPr>
-        <w:t>_2.2.</w:t>
-      </w:r>
+        <w:t>_</w:t>
+      </w:r>
+      <w:r>
+        <w:rPr>
+          <w:sz w:val="28"/>
+          <w:szCs w:val="28"/>
+        </w:rPr>
+        <w:t>3</w:t>
+      </w:r>
+      <w:r>
+        <w:rPr>
+          <w:sz w:val="28"/>
+          <w:szCs w:val="28"/>
+        </w:rPr>
+        <w:t>.2.</w:t>
+      </w:r>
+      <w:proofErr w:type="spellStart"/>
       <w:r>
         <w:rPr>
           <w:sz w:val="28"/>
@@ -247,6 +329,7 @@
         </w:rPr>
         <w:t>php</w:t>
       </w:r>
+      <w:proofErr w:type="spellEnd"/>
       <w:r>
         <w:rPr>
           <w:sz w:val="28"/>
@@ -281,8 +364,23 @@
           <w:sz w:val="28"/>
           <w:szCs w:val="28"/>
         </w:rPr>
-        <w:t>_2.16.</w:t>
-      </w:r>
+        <w:t>_2.</w:t>
+      </w:r>
+      <w:r>
+        <w:rPr>
+          <w:sz w:val="28"/>
+          <w:szCs w:val="28"/>
+        </w:rPr>
+        <w:t>9</w:t>
+      </w:r>
+      <w:r>
+        <w:rPr>
+          <w:sz w:val="28"/>
+          <w:szCs w:val="28"/>
+        </w:rPr>
+        <w:t>.</w:t>
+      </w:r>
+      <w:proofErr w:type="spellStart"/>
       <w:r>
         <w:rPr>
           <w:sz w:val="28"/>
@@ -291,104 +389,7 @@
         </w:rPr>
         <w:t>php</w:t>
       </w:r>
-      <w:r>
-        <w:rPr>
-          <w:sz w:val="28"/>
-          <w:szCs w:val="28"/>
-        </w:rPr>
-        <w:t xml:space="preserve">. </w:t>
-      </w:r>
-      <w:r>
-        <w:rPr>
-          <w:sz w:val="28"/>
-          <w:szCs w:val="28"/>
-        </w:rPr>
-        <w:t xml:space="preserve">Задание 13 находится в папке </w:t>
-      </w:r>
-      <w:r>
-        <w:rPr>
-          <w:sz w:val="28"/>
-          <w:szCs w:val="28"/>
-          <w:lang w:val="en-US"/>
-        </w:rPr>
-        <w:t>example</w:t>
-      </w:r>
-      <w:r>
-        <w:rPr>
-          <w:sz w:val="28"/>
-          <w:szCs w:val="28"/>
-        </w:rPr>
-        <w:t xml:space="preserve">13 </w:t>
-      </w:r>
-      <w:r>
-        <w:rPr>
-          <w:sz w:val="28"/>
-          <w:szCs w:val="28"/>
-        </w:rPr>
-        <w:t xml:space="preserve">и разбито на файлы </w:t>
-      </w:r>
-      <w:r>
-        <w:rPr>
-          <w:sz w:val="28"/>
-          <w:szCs w:val="28"/>
-          <w:lang w:val="en-US"/>
-        </w:rPr>
-        <w:t>example</w:t>
-      </w:r>
-      <w:r>
-        <w:rPr>
-          <w:sz w:val="28"/>
-          <w:szCs w:val="28"/>
-        </w:rPr>
-        <w:t>_2.13.1.</w:t>
-      </w:r>
-      <w:r>
-        <w:rPr>
-          <w:sz w:val="28"/>
-          <w:szCs w:val="28"/>
-          <w:lang w:val="en-US"/>
-        </w:rPr>
-        <w:t>php</w:t>
-      </w:r>
-      <w:r>
-        <w:rPr>
-          <w:sz w:val="28"/>
-          <w:szCs w:val="28"/>
-        </w:rPr>
-        <w:t xml:space="preserve"> </w:t>
-      </w:r>
-      <w:proofErr w:type="gramStart"/>
-      <w:r>
-        <w:rPr>
-          <w:sz w:val="28"/>
-          <w:szCs w:val="28"/>
-        </w:rPr>
-        <w:t xml:space="preserve">-  </w:t>
-      </w:r>
-      <w:r>
-        <w:rPr>
-          <w:sz w:val="28"/>
-          <w:szCs w:val="28"/>
-          <w:lang w:val="en-US"/>
-        </w:rPr>
-        <w:t>example</w:t>
-      </w:r>
-      <w:r>
-        <w:rPr>
-          <w:sz w:val="28"/>
-          <w:szCs w:val="28"/>
-        </w:rPr>
-        <w:t>_2.13.1</w:t>
-      </w:r>
-      <w:proofErr w:type="gramEnd"/>
-      <w:r>
-        <w:rPr>
-          <w:sz w:val="28"/>
-          <w:szCs w:val="28"/>
-        </w:rPr>
-        <w:t>0</w:t>
-      </w:r>
-      <w:proofErr w:type="gramStart"/>
+      <w:proofErr w:type="spellEnd"/>
       <w:r>
         <w:rPr>
           <w:sz w:val="28"/>
@@ -396,15 +397,6 @@
         </w:rPr>
         <w:t>.</w:t>
       </w:r>
-      <w:r>
-        <w:rPr>
-          <w:sz w:val="28"/>
-          <w:szCs w:val="28"/>
-          <w:lang w:val="en-US"/>
-        </w:rPr>
-        <w:t>php</w:t>
-      </w:r>
-      <w:proofErr w:type="gramEnd"/>
     </w:p>
     <w:p>
       <w:pPr>
@@ -416,6 +408,20 @@
           <w:szCs w:val="28"/>
         </w:rPr>
       </w:pPr>
+      <w:r>
+        <w:rPr>
+          <w:sz w:val="28"/>
+          <w:szCs w:val="28"/>
+        </w:rPr>
+        <w:t xml:space="preserve">3. </w:t>
+      </w:r>
+      <w:r>
+        <w:rPr>
+          <w:sz w:val="28"/>
+          <w:szCs w:val="28"/>
+        </w:rPr>
+        <w:t>Задания на одномерные массивы находятся в папке в файлах</w:t>
+      </w:r>
     </w:p>
     <w:p>
       <w:pPr>
@@ -423,14 +429,62 @@
         <w:ind w:firstLine="425"/>
         <w:jc w:val="both"/>
         <w:rPr>
+          <w:sz w:val="28"/>
+          <w:szCs w:val="28"/>
+        </w:rPr>
+      </w:pPr>
+      <w:r>
+        <w:rPr>
+          <w:sz w:val="28"/>
+          <w:szCs w:val="28"/>
+        </w:rPr>
+        <w:t>4</w:t>
+      </w:r>
+      <w:r>
+        <w:rPr>
+          <w:sz w:val="28"/>
+          <w:szCs w:val="28"/>
+        </w:rPr>
+        <w:t xml:space="preserve">. </w:t>
+      </w:r>
+      <w:r>
+        <w:rPr>
+          <w:sz w:val="28"/>
+          <w:szCs w:val="28"/>
+        </w:rPr>
+        <w:t xml:space="preserve">Задания на многомерные массивы находятся в папке </w:t>
+      </w:r>
+      <w:r>
+        <w:rPr>
+          <w:sz w:val="28"/>
+          <w:szCs w:val="28"/>
+        </w:rPr>
+        <w:t>в файлах</w:t>
+      </w:r>
+    </w:p>
+    <w:p>
+      <w:pPr>
+        <w:spacing w:line="360" w:lineRule="auto"/>
+        <w:ind w:firstLine="425"/>
+        <w:jc w:val="both"/>
+        <w:rPr>
+          <w:sz w:val="28"/>
+          <w:szCs w:val="28"/>
+        </w:rPr>
+      </w:pPr>
+    </w:p>
+    <w:p>
+      <w:pPr>
+        <w:spacing w:line="360" w:lineRule="auto"/>
+        <w:ind w:firstLine="425"/>
+        <w:jc w:val="both"/>
+        <w:rPr>
           <w:b/>
           <w:bCs/>
           <w:sz w:val="28"/>
           <w:szCs w:val="28"/>
         </w:rPr>
       </w:pPr>
-      <w:bookmarkStart w:id="0" w:name="_GoBack"/>
-      <w:bookmarkEnd w:id="0"/>
     </w:p>
     <w:sectPr>
       <w:pgSz w:w="11906" w:h="16838"/>
@@ -443,7 +497,7 @@
 </file>
 
 <file path=word/endnotes.xml><?xml version="1.0" encoding="utf-8"?>
-<w:endnotes xmlns:wpc="http://schemas.microsoft.com/office/word/2010/wordprocessingCanvas" xmlns:cx="http://schemas.microsoft.com/office/drawing/2014/chartex" xmlns:cx1="http://schemas.microsoft.com/office/drawing/2015/9/8/chartex" xmlns:cx2="http://schemas.microsoft.com/office/drawing/2015/10/21/chartex" xmlns:cx3="http://schemas.microsoft.com/office/drawing/2016/5/9/chartex" xmlns:cx4="http://schemas.microsoft.com/office/drawing/2016/5/10/chartex" xmlns:cx5="http://schemas.microsoft.com/office/drawing/2016/5/11/chartex" xmlns:cx6="http://schemas.microsoft.com/office/drawing/2016/5/12/chartex" xmlns:cx7="http://schemas.microsoft.com/office/drawing/2016/5/13/chartex" xmlns:cx8="http://schemas.microsoft.com/office/drawing/2016/5/14/chartex" xmlns:mc="http://schemas.openxmlformats.org/markup-compatibility/2006" xmlns:aink="http://schemas.microsoft.com/office/drawing/2016/ink" xmlns:am3d="http://schemas.microsoft.com/office/drawing/2017/model3d" xmlns:o="urn:schemas-microsoft-com:office:office" xmlns:r="http://schemas.openxmlformats.org/officeDocument/2006/relationships" xmlns:m="http://schemas.openxmlformats.org/officeDocument/2006/math" xmlns:v="urn:schemas-microsoft-com:vml" xmlns:wp14="http://schemas.microsoft.com/office/word/2010/wordprocessingDrawing" xmlns:wp="http://schemas.openxmlformats.org/drawingml/2006/wordprocessingDrawing" xmlns:w10="urn:schemas-microsoft-com:office:word" xmlns:w="http://schemas.openxmlformats.org/wordprocessingml/2006/main" xmlns:w14="http://schemas.microsoft.com/office/word/2010/wordml" xmlns:w15="http://schemas.microsoft.com/office/word/2012/wordml" xmlns:w16cex="http://schemas.microsoft.com/office/word/2018/wordml/cex" xmlns:w16cid="http://schemas.microsoft.com/office/word/2016/wordml/cid" xmlns:w16="http://schemas.microsoft.com/office/word/2018/wordml" xmlns:w16se="http://schemas.microsoft.com/office/word/2015/wordml/symex" xmlns:wpg="http://schemas.microsoft.com/office/word/2010/wordprocessingGroup" xmlns:wpi="http://schemas.microsoft.com/office/word/2010/wordprocessingInk" xmlns:wne="http://schemas.microsoft.com/office/word/2006/wordml" xmlns:wps="http://schemas.microsoft.com/office/word/2010/wordprocessingShape" mc:Ignorable="w14 w15 w16se w16cid w16 w16cex wp14">
+<w:endnotes xmlns:wpc="http://schemas.microsoft.com/office/word/2010/wordprocessingCanvas" xmlns:cx="http://schemas.microsoft.com/office/drawing/2014/chartex" xmlns:cx1="http://schemas.microsoft.com/office/drawing/2015/9/8/chartex" xmlns:cx2="http://schemas.microsoft.com/office/drawing/2015/10/21/chartex" xmlns:cx3="http://schemas.microsoft.com/office/drawing/2016/5/9/chartex" xmlns:cx4="http://schemas.microsoft.com/office/drawing/2016/5/10/chartex" xmlns:cx5="http://schemas.microsoft.com/office/drawing/2016/5/11/chartex" xmlns:cx6="http://schemas.microsoft.com/office/drawing/2016/5/12/chartex" xmlns:cx7="http://schemas.microsoft.com/office/drawing/2016/5/13/chartex" xmlns:cx8="http://schemas.microsoft.com/office/drawing/2016/5/14/chartex" xmlns:mc="http://schemas.openxmlformats.org/markup-compatibility/2006" xmlns:aink="http://schemas.microsoft.com/office/drawing/2016/ink" xmlns:am3d="http://schemas.microsoft.com/office/drawing/2017/model3d" xmlns:o="urn:schemas-microsoft-com:office:office" xmlns:oel="http://schemas.microsoft.com/office/2019/extlst" xmlns:r="http://schemas.openxmlformats.org/officeDocument/2006/relationships" xmlns:m="http://schemas.openxmlformats.org/officeDocument/2006/math" xmlns:v="urn:schemas-microsoft-com:vml" xmlns:wp14="http://schemas.microsoft.com/office/word/2010/wordprocessingDrawing" xmlns:wp="http://schemas.openxmlformats.org/drawingml/2006/wordprocessingDrawing" xmlns:w10="urn:schemas-microsoft-com:office:word" xmlns:w="http://schemas.openxmlformats.org/wordprocessingml/2006/main" xmlns:w14="http://schemas.microsoft.com/office/word/2010/wordml" xmlns:w15="http://schemas.microsoft.com/office/word/2012/wordml" xmlns:w16cex="http://schemas.microsoft.com/office/word/2018/wordml/cex" xmlns:w16cid="http://schemas.microsoft.com/office/word/2016/wordml/cid" xmlns:w16="http://schemas.microsoft.com/office/word/2018/wordml" xmlns:w16sdtdh="http://schemas.microsoft.com/office/word/2020/wordml/sdtdatahash" xmlns:w16se="http://schemas.microsoft.com/office/word/2015/wordml/symex" xmlns:wpg="http://schemas.microsoft.com/office/word/2010/wordprocessingGroup" xmlns:wpi="http://schemas.microsoft.com/office/word/2010/wordprocessingInk" xmlns:wne="http://schemas.microsoft.com/office/word/2006/wordml" xmlns:wps="http://schemas.microsoft.com/office/word/2010/wordprocessingShape" mc:Ignorable="w14 w15 w16se w16cid w16 w16cex w16sdtdh wp14">
   <w:endnote w:type="separator" w:id="-1">
     <w:p>
       <w:r>
@@ -462,7 +516,7 @@
 </file>
 
 <file path=word/footnotes.xml><?xml version="1.0" encoding="utf-8"?>
-<w:footnotes xmlns:wpc="http://schemas.microsoft.com/office/word/2010/wordprocessingCanvas" xmlns:cx="http://schemas.microsoft.com/office/drawing/2014/chartex" xmlns:cx1="http://schemas.microsoft.com/office/drawing/2015/9/8/chartex" xmlns:cx2="http://schemas.microsoft.com/office/drawing/2015/10/21/chartex" xmlns:cx3="http://schemas.microsoft.com/office/drawing/2016/5/9/chartex" xmlns:cx4="http://schemas.microsoft.com/office/drawing/2016/5/10/chartex" xmlns:cx5="http://schemas.microsoft.com/office/drawing/2016/5/11/chartex" xmlns:cx6="http://schemas.microsoft.com/office/drawing/2016/5/12/chartex" xmlns:cx7="http://schemas.microsoft.com/office/drawing/2016/5/13/chartex" xmlns:cx8="http://schemas.microsoft.com/office/drawing/2016/5/14/chartex" xmlns:mc="http://schemas.openxmlformats.org/markup-compatibility/2006" xmlns:aink="http://schemas.microsoft.com/office/drawing/2016/ink" xmlns:am3d="http://schemas.microsoft.com/office/drawing/2017/model3d" xmlns:o="urn:schemas-microsoft-com:office:office" xmlns:r="http://schemas.openxmlformats.org/officeDocument/2006/relationships" xmlns:m="http://schemas.openxmlformats.org/officeDocument/2006/math" xmlns:v="urn:schemas-microsoft-com:vml" xmlns:wp14="http://schemas.microsoft.com/office/word/2010/wordprocessingDrawing" xmlns:wp="http://schemas.openxmlformats.org/drawingml/2006/wordprocessingDrawing" xmlns:w10="urn:schemas-microsoft-com:office:word" xmlns:w="http://schemas.openxmlformats.org/wordprocessingml/2006/main" xmlns:w14="http://schemas.microsoft.com/office/word/2010/wordml" xmlns:w15="http://schemas.microsoft.com/office/word/2012/wordml" xmlns:w16cex="http://schemas.microsoft.com/office/word/2018/wordml/cex" xmlns:w16cid="http://schemas.microsoft.com/office/word/2016/wordml/cid" xmlns:w16="http://schemas.microsoft.com/office/word/2018/wordml" xmlns:w16se="http://schemas.microsoft.com/office/word/2015/wordml/symex" xmlns:wpg="http://schemas.microsoft.com/office/word/2010/wordprocessingGroup" xmlns:wpi="http://schemas.microsoft.com/office/word/2010/wordprocessingInk" xmlns:wne="http://schemas.microsoft.com/office/word/2006/wordml" xmlns:wps="http://schemas.microsoft.com/office/word/2010/wordprocessingShape" mc:Ignorable="w14 w15 w16se w16cid w16 w16cex wp14">
+<w:footnotes xmlns:wpc="http://schemas.microsoft.com/office/word/2010/wordprocessingCanvas" xmlns:cx="http://schemas.microsoft.com/office/drawing/2014/chartex" xmlns:cx1="http://schemas.microsoft.com/office/drawing/2015/9/8/chartex" xmlns:cx2="http://schemas.microsoft.com/office/drawing/2015/10/21/chartex" xmlns:cx3="http://schemas.microsoft.com/office/drawing/2016/5/9/chartex" xmlns:cx4="http://schemas.microsoft.com/office/drawing/2016/5/10/chartex" xmlns:cx5="http://schemas.microsoft.com/office/drawing/2016/5/11/chartex" xmlns:cx6="http://schemas.microsoft.com/office/drawing/2016/5/12/chartex" xmlns:cx7="http://schemas.microsoft.com/office/drawing/2016/5/13/chartex" xmlns:cx8="http://schemas.microsoft.com/office/drawing/2016/5/14/chartex" xmlns:mc="http://schemas.openxmlformats.org/markup-compatibility/2006" xmlns:aink="http://schemas.microsoft.com/office/drawing/2016/ink" xmlns:am3d="http://schemas.microsoft.com/office/drawing/2017/model3d" xmlns:o="urn:schemas-microsoft-com:office:office" xmlns:oel="http://schemas.microsoft.com/office/2019/extlst" xmlns:r="http://schemas.openxmlformats.org/officeDocument/2006/relationships" xmlns:m="http://schemas.openxmlformats.org/officeDocument/2006/math" xmlns:v="urn:schemas-microsoft-com:vml" xmlns:wp14="http://schemas.microsoft.com/office/word/2010/wordprocessingDrawing" xmlns:wp="http://schemas.openxmlformats.org/drawingml/2006/wordprocessingDrawing" xmlns:w10="urn:schemas-microsoft-com:office:word" xmlns:w="http://schemas.openxmlformats.org/wordprocessingml/2006/main" xmlns:w14="http://schemas.microsoft.com/office/word/2010/wordml" xmlns:w15="http://schemas.microsoft.com/office/word/2012/wordml" xmlns:w16cex="http://schemas.microsoft.com/office/word/2018/wordml/cex" xmlns:w16cid="http://schemas.microsoft.com/office/word/2016/wordml/cid" xmlns:w16="http://schemas.microsoft.com/office/word/2018/wordml" xmlns:w16sdtdh="http://schemas.microsoft.com/office/word/2020/wordml/sdtdatahash" xmlns:w16se="http://schemas.microsoft.com/office/word/2015/wordml/symex" xmlns:wpg="http://schemas.microsoft.com/office/word/2010/wordprocessingGroup" xmlns:wpi="http://schemas.microsoft.com/office/word/2010/wordprocessingInk" xmlns:wne="http://schemas.microsoft.com/office/word/2006/wordml" xmlns:wps="http://schemas.microsoft.com/office/word/2010/wordprocessingShape" mc:Ignorable="w14 w15 w16se w16cid w16 w16cex w16sdtdh wp14">
   <w:footnote w:type="separator" w:id="-1">
     <w:p>
       <w:r>
@@ -481,7 +535,7 @@
 </file>
 
 <file path=word/numbering.xml><?xml version="1.0" encoding="utf-8"?>
-<w:numbering xmlns:wpc="http://schemas.microsoft.com/office/word/2010/wordprocessingCanvas" xmlns:cx="http://schemas.microsoft.com/office/drawing/2014/chartex" xmlns:cx1="http://schemas.microsoft.com/office/drawing/2015/9/8/chartex" xmlns:cx2="http://schemas.microsoft.com/office/drawing/2015/10/21/chartex" xmlns:cx3="http://schemas.microsoft.com/office/drawing/2016/5/9/chartex" xmlns:cx4="http://schemas.microsoft.com/office/drawing/2016/5/10/chartex" xmlns:cx5="http://schemas.microsoft.com/office/drawing/2016/5/11/chartex" xmlns:cx6="http://schemas.microsoft.com/office/drawing/2016/5/12/chartex" xmlns:cx7="http://schemas.microsoft.com/office/drawing/2016/5/13/chartex" xmlns:cx8="http://schemas.microsoft.com/office/drawing/2016/5/14/chartex" xmlns:mc="http://schemas.openxmlformats.org/markup-compatibility/2006" xmlns:aink="http://schemas.microsoft.com/office/drawing/2016/ink" xmlns:am3d="http://schemas.microsoft.com/office/drawing/2017/model3d" xmlns:o="urn:schemas-microsoft-com:office:office" xmlns:r="http://schemas.openxmlformats.org/officeDocument/2006/relationships" xmlns:m="http://schemas.openxmlformats.org/officeDocument/2006/math" xmlns:v="urn:schemas-microsoft-com:vml" xmlns:wp14="http://schemas.microsoft.com/office/word/2010/wordprocessingDrawing" xmlns:wp="http://schemas.openxmlformats.org/drawingml/2006/wordprocessingDrawing" xmlns:w10="urn:schemas-microsoft-com:office:word" xmlns:w="http://schemas.openxmlformats.org/wordprocessingml/2006/main" xmlns:w14="http://schemas.microsoft.com/office/word/2010/wordml" xmlns:w15="http://schemas.microsoft.com/office/word/2012/wordml" xmlns:w16cex="http://schemas.microsoft.com/office/word/2018/wordml/cex" xmlns:w16cid="http://schemas.microsoft.com/office/word/2016/wordml/cid" xmlns:w16="http://schemas.microsoft.com/office/word/2018/wordml" xmlns:w16se="http://schemas.microsoft.com/office/word/2015/wordml/symex" xmlns:wpg="http://schemas.microsoft.com/office/word/2010/wordprocessingGroup" xmlns:wpi="http://schemas.microsoft.com/office/word/2010/wordprocessingInk" xmlns:wne="http://schemas.microsoft.com/office/word/2006/wordml" xmlns:wps="http://schemas.microsoft.com/office/word/2010/wordprocessingShape" mc:Ignorable="w14 w15 w16se w16cid w16 w16cex wp14">
+<w:numbering xmlns:wpc="http://schemas.microsoft.com/office/word/2010/wordprocessingCanvas" xmlns:cx="http://schemas.microsoft.com/office/drawing/2014/chartex" xmlns:cx1="http://schemas.microsoft.com/office/drawing/2015/9/8/chartex" xmlns:cx2="http://schemas.microsoft.com/office/drawing/2015/10/21/chartex" xmlns:cx3="http://schemas.microsoft.com/office/drawing/2016/5/9/chartex" xmlns:cx4="http://schemas.microsoft.com/office/drawing/2016/5/10/chartex" xmlns:cx5="http://schemas.microsoft.com/office/drawing/2016/5/11/chartex" xmlns:cx6="http://schemas.microsoft.com/office/drawing/2016/5/12/chartex" xmlns:cx7="http://schemas.microsoft.com/office/drawing/2016/5/13/chartex" xmlns:cx8="http://schemas.microsoft.com/office/drawing/2016/5/14/chartex" xmlns:mc="http://schemas.openxmlformats.org/markup-compatibility/2006" xmlns:aink="http://schemas.microsoft.com/office/drawing/2016/ink" xmlns:am3d="http://schemas.microsoft.com/office/drawing/2017/model3d" xmlns:o="urn:schemas-microsoft-com:office:office" xmlns:oel="http://schemas.microsoft.com/office/2019/extlst" xmlns:r="http://schemas.openxmlformats.org/officeDocument/2006/relationships" xmlns:m="http://schemas.openxmlformats.org/officeDocument/2006/math" xmlns:v="urn:schemas-microsoft-com:vml" xmlns:wp14="http://schemas.microsoft.com/office/word/2010/wordprocessingDrawing" xmlns:wp="http://schemas.openxmlformats.org/drawingml/2006/wordprocessingDrawing" xmlns:w10="urn:schemas-microsoft-com:office:word" xmlns:w="http://schemas.openxmlformats.org/wordprocessingml/2006/main" xmlns:w14="http://schemas.microsoft.com/office/word/2010/wordml" xmlns:w15="http://schemas.microsoft.com/office/word/2012/wordml" xmlns:w16cex="http://schemas.microsoft.com/office/word/2018/wordml/cex" xmlns:w16cid="http://schemas.microsoft.com/office/word/2016/wordml/cid" xmlns:w16="http://schemas.microsoft.com/office/word/2018/wordml" xmlns:w16sdtdh="http://schemas.microsoft.com/office/word/2020/wordml/sdtdatahash" xmlns:w16se="http://schemas.microsoft.com/office/word/2015/wordml/symex" xmlns:wpg="http://schemas.microsoft.com/office/word/2010/wordprocessingGroup" xmlns:wpi="http://schemas.microsoft.com/office/word/2010/wordprocessingInk" xmlns:wne="http://schemas.microsoft.com/office/word/2006/wordml" xmlns:wps="http://schemas.microsoft.com/office/word/2010/wordprocessingShape" mc:Ignorable="w14 w15 w16se w16cid w16 w16cex w16sdtdh wp14">
   <w:abstractNum w:abstractNumId="0" w15:restartNumberingAfterBreak="0">
     <w:nsid w:val="524A2FC2"/>
     <w:multiLevelType w:val="hybridMultilevel"/>
@@ -657,17 +711,17 @@
       </w:pPr>
     </w:lvl>
   </w:abstractNum>
-  <w:num w:numId="1">
+  <w:num w:numId="1" w16cid:durableId="1856990417">
     <w:abstractNumId w:val="1"/>
   </w:num>
-  <w:num w:numId="2">
+  <w:num w:numId="2" w16cid:durableId="294068375">
     <w:abstractNumId w:val="0"/>
   </w:num>
 </w:numbering>
 </file>
 
 <file path=word/styles.xml><?xml version="1.0" encoding="utf-8"?>
-<w:styles xmlns:mc="http://schemas.openxmlformats.org/markup-compatibility/2006" xmlns:r="http://schemas.openxmlformats.org/officeDocument/2006/relationships" xmlns:w="http://schemas.openxmlformats.org/wordprocessingml/2006/main" xmlns:w14="http://schemas.microsoft.com/office/word/2010/wordml" xmlns:w15="http://schemas.microsoft.com/office/word/2012/wordml" xmlns:w16cex="http://schemas.microsoft.com/office/word/2018/wordml/cex" xmlns:w16cid="http://schemas.microsoft.com/office/word/2016/wordml/cid" xmlns:w16="http://schemas.microsoft.com/office/word/2018/wordml" xmlns:w16se="http://schemas.microsoft.com/office/word/2015/wordml/symex" mc:Ignorable="w14 w15 w16se w16cid w16 w16cex">
+<w:styles xmlns:mc="http://schemas.openxmlformats.org/markup-compatibility/2006" xmlns:r="http://schemas.openxmlformats.org/officeDocument/2006/relationships" xmlns:w="http://schemas.openxmlformats.org/wordprocessingml/2006/main" xmlns:w14="http://schemas.microsoft.com/office/word/2010/wordml" xmlns:w15="http://schemas.microsoft.com/office/word/2012/wordml" xmlns:w16cex="http://schemas.microsoft.com/office/word/2018/wordml/cex" xmlns:w16cid="http://schemas.microsoft.com/office/word/2016/wordml/cid" xmlns:w16="http://schemas.microsoft.com/office/word/2018/wordml" xmlns:w16sdtdh="http://schemas.microsoft.com/office/word/2020/wordml/sdtdatahash" xmlns:w16se="http://schemas.microsoft.com/office/word/2015/wordml/symex" mc:Ignorable="w14 w15 w16se w16cid w16 w16cex w16sdtdh">
   <w:docDefaults>
     <w:rPrDefault>
       <w:rPr>

--- a/1 Разработка Web-приложений (Трубилов Николай Михайлович)/Лабораторные/Лабораторная_3/Соколов Д.А Ик-731 - ЛР3 (Отчет по практическим заданиям).docx
+++ b/1 Разработка Web-приложений (Трубилов Николай Михайлович)/Лабораторные/Лабораторная_3/Соколов Д.А Ик-731 - ЛР3 (Отчет по практическим заданиям).docx
@@ -1,6 +1,6 @@
 
 <file path=word/document.xml><?xml version="1.0" encoding="utf-8"?>
-<w:document xmlns:wpc="http://schemas.microsoft.com/office/word/2010/wordprocessingCanvas" xmlns:cx="http://schemas.microsoft.com/office/drawing/2014/chartex" xmlns:cx1="http://schemas.microsoft.com/office/drawing/2015/9/8/chartex" xmlns:cx2="http://schemas.microsoft.com/office/drawing/2015/10/21/chartex" xmlns:cx3="http://schemas.microsoft.com/office/drawing/2016/5/9/chartex" xmlns:cx4="http://schemas.microsoft.com/office/drawing/2016/5/10/chartex" xmlns:cx5="http://schemas.microsoft.com/office/drawing/2016/5/11/chartex" xmlns:cx6="http://schemas.microsoft.com/office/drawing/2016/5/12/chartex" xmlns:cx7="http://schemas.microsoft.com/office/drawing/2016/5/13/chartex" xmlns:cx8="http://schemas.microsoft.com/office/drawing/2016/5/14/chartex" xmlns:mc="http://schemas.openxmlformats.org/markup-compatibility/2006" xmlns:aink="http://schemas.microsoft.com/office/drawing/2016/ink" xmlns:am3d="http://schemas.microsoft.com/office/drawing/2017/model3d" xmlns:o="urn:schemas-microsoft-com:office:office" xmlns:oel="http://schemas.microsoft.com/office/2019/extlst" xmlns:r="http://schemas.openxmlformats.org/officeDocument/2006/relationships" xmlns:m="http://schemas.openxmlformats.org/officeDocument/2006/math" xmlns:v="urn:schemas-microsoft-com:vml" xmlns:wp14="http://schemas.microsoft.com/office/word/2010/wordprocessingDrawing" xmlns:wp="http://schemas.openxmlformats.org/drawingml/2006/wordprocessingDrawing" xmlns:w10="urn:schemas-microsoft-com:office:word" xmlns:w="http://schemas.openxmlformats.org/wordprocessingml/2006/main" xmlns:w14="http://schemas.microsoft.com/office/word/2010/wordml" xmlns:w15="http://schemas.microsoft.com/office/word/2012/wordml" xmlns:w16cex="http://schemas.microsoft.com/office/word/2018/wordml/cex" xmlns:w16cid="http://schemas.microsoft.com/office/word/2016/wordml/cid" xmlns:w16="http://schemas.microsoft.com/office/word/2018/wordml" xmlns:w16sdtdh="http://schemas.microsoft.com/office/word/2020/wordml/sdtdatahash" xmlns:w16se="http://schemas.microsoft.com/office/word/2015/wordml/symex" xmlns:wpg="http://schemas.microsoft.com/office/word/2010/wordprocessingGroup" xmlns:wpi="http://schemas.microsoft.com/office/word/2010/wordprocessingInk" xmlns:wne="http://schemas.microsoft.com/office/word/2006/wordml" xmlns:wps="http://schemas.microsoft.com/office/word/2010/wordprocessingShape" mc:Ignorable="w14 w15 w16se w16cid w16 w16cex w16sdtdh wp14">
+<w:document xmlns:wpc="http://schemas.microsoft.com/office/word/2010/wordprocessingCanvas" xmlns:cx="http://schemas.microsoft.com/office/drawing/2014/chartex" xmlns:cx1="http://schemas.microsoft.com/office/drawing/2015/9/8/chartex" xmlns:cx2="http://schemas.microsoft.com/office/drawing/2015/10/21/chartex" xmlns:cx3="http://schemas.microsoft.com/office/drawing/2016/5/9/chartex" xmlns:cx4="http://schemas.microsoft.com/office/drawing/2016/5/10/chartex" xmlns:cx5="http://schemas.microsoft.com/office/drawing/2016/5/11/chartex" xmlns:cx6="http://schemas.microsoft.com/office/drawing/2016/5/12/chartex" xmlns:cx7="http://schemas.microsoft.com/office/drawing/2016/5/13/chartex" xmlns:cx8="http://schemas.microsoft.com/office/drawing/2016/5/14/chartex" xmlns:mc="http://schemas.openxmlformats.org/markup-compatibility/2006" xmlns:aink="http://schemas.microsoft.com/office/drawing/2016/ink" xmlns:am3d="http://schemas.microsoft.com/office/drawing/2017/model3d" xmlns:o="urn:schemas-microsoft-com:office:office" xmlns:r="http://schemas.openxmlformats.org/officeDocument/2006/relationships" xmlns:m="http://schemas.openxmlformats.org/officeDocument/2006/math" xmlns:v="urn:schemas-microsoft-com:vml" xmlns:wp14="http://schemas.microsoft.com/office/word/2010/wordprocessingDrawing" xmlns:wp="http://schemas.openxmlformats.org/drawingml/2006/wordprocessingDrawing" xmlns:w10="urn:schemas-microsoft-com:office:word" xmlns:w="http://schemas.openxmlformats.org/wordprocessingml/2006/main" xmlns:w14="http://schemas.microsoft.com/office/word/2010/wordml" xmlns:w15="http://schemas.microsoft.com/office/word/2012/wordml" xmlns:w16cex="http://schemas.microsoft.com/office/word/2018/wordml/cex" xmlns:w16cid="http://schemas.microsoft.com/office/word/2016/wordml/cid" xmlns:w16="http://schemas.microsoft.com/office/word/2018/wordml" xmlns:w16se="http://schemas.microsoft.com/office/word/2015/wordml/symex" xmlns:wpg="http://schemas.microsoft.com/office/word/2010/wordprocessingGroup" xmlns:wpi="http://schemas.microsoft.com/office/word/2010/wordprocessingInk" xmlns:wne="http://schemas.microsoft.com/office/word/2006/wordml" xmlns:wps="http://schemas.microsoft.com/office/word/2010/wordprocessingShape" mc:Ignorable="w14 w15 w16se w16cid w16 w16cex wp14">
   <w:body>
     <w:p>
       <w:pPr>
@@ -147,7 +147,6 @@
         </w:rPr>
         <w:t>.1.1.</w:t>
       </w:r>
-      <w:proofErr w:type="spellStart"/>
       <w:r>
         <w:rPr>
           <w:sz w:val="28"/>
@@ -156,7 +155,6 @@
         </w:rPr>
         <w:t>php</w:t>
       </w:r>
-      <w:proofErr w:type="spellEnd"/>
       <w:r>
         <w:rPr>
           <w:sz w:val="28"/>
@@ -191,7 +189,21 @@
           <w:sz w:val="28"/>
           <w:szCs w:val="28"/>
         </w:rPr>
-        <w:t>_2.1.1</w:t>
+        <w:t>_</w:t>
+      </w:r>
+      <w:r>
+        <w:rPr>
+          <w:sz w:val="28"/>
+          <w:szCs w:val="28"/>
+        </w:rPr>
+        <w:t>3</w:t>
+      </w:r>
+      <w:r>
+        <w:rPr>
+          <w:sz w:val="28"/>
+          <w:szCs w:val="28"/>
+        </w:rPr>
+        <w:t>.1.1</w:t>
       </w:r>
       <w:r>
         <w:rPr>
@@ -260,7 +272,6 @@
         <w:rPr>
           <w:sz w:val="28"/>
           <w:szCs w:val="28"/>
-          <w:lang w:val="en-US"/>
         </w:rPr>
       </w:pPr>
       <w:r>
@@ -320,7 +331,6 @@
         </w:rPr>
         <w:t>.2.</w:t>
       </w:r>
-      <w:proofErr w:type="spellStart"/>
       <w:r>
         <w:rPr>
           <w:sz w:val="28"/>
@@ -329,7 +339,6 @@
         </w:rPr>
         <w:t>php</w:t>
       </w:r>
-      <w:proofErr w:type="spellEnd"/>
       <w:r>
         <w:rPr>
           <w:sz w:val="28"/>
@@ -364,7 +373,21 @@
           <w:sz w:val="28"/>
           <w:szCs w:val="28"/>
         </w:rPr>
-        <w:t>_2.</w:t>
+        <w:t>_</w:t>
+      </w:r>
+      <w:r>
+        <w:rPr>
+          <w:sz w:val="28"/>
+          <w:szCs w:val="28"/>
+        </w:rPr>
+        <w:t>3</w:t>
+      </w:r>
+      <w:r>
+        <w:rPr>
+          <w:sz w:val="28"/>
+          <w:szCs w:val="28"/>
+        </w:rPr>
+        <w:t>.</w:t>
       </w:r>
       <w:r>
         <w:rPr>
@@ -380,7 +403,6 @@
         </w:rPr>
         <w:t>.</w:t>
       </w:r>
-      <w:proofErr w:type="spellStart"/>
       <w:r>
         <w:rPr>
           <w:sz w:val="28"/>
@@ -389,7 +411,6 @@
         </w:rPr>
         <w:t>php</w:t>
       </w:r>
-      <w:proofErr w:type="spellEnd"/>
       <w:r>
         <w:rPr>
           <w:sz w:val="28"/>
@@ -420,7 +441,250 @@
           <w:sz w:val="28"/>
           <w:szCs w:val="28"/>
         </w:rPr>
-        <w:t>Задания на одномерные массивы находятся в папке в файлах</w:t>
+        <w:t>Задания на одномерны</w:t>
+      </w:r>
+      <w:r>
+        <w:rPr>
+          <w:sz w:val="28"/>
+          <w:szCs w:val="28"/>
+        </w:rPr>
+        <w:t>е</w:t>
+      </w:r>
+      <w:r>
+        <w:rPr>
+          <w:sz w:val="28"/>
+          <w:szCs w:val="28"/>
+        </w:rPr>
+        <w:t xml:space="preserve"> массивы находятся в папке</w:t>
+      </w:r>
+      <w:r>
+        <w:rPr>
+          <w:sz w:val="28"/>
+          <w:szCs w:val="28"/>
+        </w:rPr>
+        <w:t xml:space="preserve"> </w:t>
+      </w:r>
+      <w:r>
+        <w:rPr>
+          <w:sz w:val="28"/>
+          <w:szCs w:val="28"/>
+        </w:rPr>
+        <w:t>lab3\</w:t>
+      </w:r>
+      <w:proofErr w:type="spellStart"/>
+      <w:r>
+        <w:rPr>
+          <w:sz w:val="28"/>
+          <w:szCs w:val="28"/>
+        </w:rPr>
+        <w:t>one_array</w:t>
+      </w:r>
+      <w:proofErr w:type="spellEnd"/>
+      <w:r>
+        <w:rPr>
+          <w:sz w:val="28"/>
+          <w:szCs w:val="28"/>
+        </w:rPr>
+        <w:t xml:space="preserve"> </w:t>
+      </w:r>
+      <w:r>
+        <w:rPr>
+          <w:sz w:val="28"/>
+          <w:szCs w:val="28"/>
+        </w:rPr>
+        <w:t>в файлах</w:t>
+      </w:r>
+      <w:r>
+        <w:rPr>
+          <w:sz w:val="28"/>
+          <w:szCs w:val="28"/>
+        </w:rPr>
+        <w:t xml:space="preserve"> </w:t>
+      </w:r>
+      <w:r>
+        <w:rPr>
+          <w:sz w:val="28"/>
+          <w:szCs w:val="28"/>
+          <w:lang w:val="en-US"/>
+        </w:rPr>
+        <w:t>array</w:t>
+      </w:r>
+      <w:r>
+        <w:rPr>
+          <w:sz w:val="28"/>
+          <w:szCs w:val="28"/>
+        </w:rPr>
+        <w:t>2.</w:t>
+      </w:r>
+      <w:r>
+        <w:rPr>
+          <w:sz w:val="28"/>
+          <w:szCs w:val="28"/>
+          <w:lang w:val="en-US"/>
+        </w:rPr>
+        <w:t>php</w:t>
+      </w:r>
+      <w:r>
+        <w:rPr>
+          <w:sz w:val="28"/>
+          <w:szCs w:val="28"/>
+        </w:rPr>
+        <w:t xml:space="preserve">,  </w:t>
+      </w:r>
+      <w:r>
+        <w:rPr>
+          <w:sz w:val="28"/>
+          <w:szCs w:val="28"/>
+          <w:lang w:val="en-US"/>
+        </w:rPr>
+        <w:t>array</w:t>
+      </w:r>
+      <w:r>
+        <w:rPr>
+          <w:sz w:val="28"/>
+          <w:szCs w:val="28"/>
+        </w:rPr>
+        <w:t>10</w:t>
+      </w:r>
+      <w:r>
+        <w:rPr>
+          <w:sz w:val="28"/>
+          <w:szCs w:val="28"/>
+        </w:rPr>
+        <w:t>.</w:t>
+      </w:r>
+      <w:r>
+        <w:rPr>
+          <w:sz w:val="28"/>
+          <w:szCs w:val="28"/>
+          <w:lang w:val="en-US"/>
+        </w:rPr>
+        <w:t>php</w:t>
+      </w:r>
+      <w:r>
+        <w:rPr>
+          <w:sz w:val="28"/>
+          <w:szCs w:val="28"/>
+        </w:rPr>
+        <w:t xml:space="preserve">,  </w:t>
+      </w:r>
+      <w:r>
+        <w:rPr>
+          <w:sz w:val="28"/>
+          <w:szCs w:val="28"/>
+          <w:lang w:val="en-US"/>
+        </w:rPr>
+        <w:t>array</w:t>
+      </w:r>
+      <w:r>
+        <w:rPr>
+          <w:sz w:val="28"/>
+          <w:szCs w:val="28"/>
+        </w:rPr>
+        <w:t>13</w:t>
+      </w:r>
+      <w:r>
+        <w:rPr>
+          <w:sz w:val="28"/>
+          <w:szCs w:val="28"/>
+        </w:rPr>
+        <w:t>.</w:t>
+      </w:r>
+      <w:r>
+        <w:rPr>
+          <w:sz w:val="28"/>
+          <w:szCs w:val="28"/>
+          <w:lang w:val="en-US"/>
+        </w:rPr>
+        <w:t>php</w:t>
+      </w:r>
+      <w:r>
+        <w:rPr>
+          <w:sz w:val="28"/>
+          <w:szCs w:val="28"/>
+        </w:rPr>
+        <w:t xml:space="preserve">,  </w:t>
+      </w:r>
+      <w:r>
+        <w:rPr>
+          <w:sz w:val="28"/>
+          <w:szCs w:val="28"/>
+          <w:lang w:val="en-US"/>
+        </w:rPr>
+        <w:t>array</w:t>
+      </w:r>
+      <w:r>
+        <w:rPr>
+          <w:sz w:val="28"/>
+          <w:szCs w:val="28"/>
+        </w:rPr>
+        <w:t>14</w:t>
+      </w:r>
+      <w:r>
+        <w:rPr>
+          <w:sz w:val="28"/>
+          <w:szCs w:val="28"/>
+        </w:rPr>
+        <w:t>.</w:t>
+      </w:r>
+      <w:r>
+        <w:rPr>
+          <w:sz w:val="28"/>
+          <w:szCs w:val="28"/>
+          <w:lang w:val="en-US"/>
+        </w:rPr>
+        <w:t>php</w:t>
+      </w:r>
+      <w:r>
+        <w:rPr>
+          <w:sz w:val="28"/>
+          <w:szCs w:val="28"/>
+        </w:rPr>
+        <w:t xml:space="preserve">,  </w:t>
+      </w:r>
+      <w:r>
+        <w:rPr>
+          <w:sz w:val="28"/>
+          <w:szCs w:val="28"/>
+          <w:lang w:val="en-US"/>
+        </w:rPr>
+        <w:t>array</w:t>
+      </w:r>
+      <w:r>
+        <w:rPr>
+          <w:sz w:val="28"/>
+          <w:szCs w:val="28"/>
+        </w:rPr>
+        <w:t>1</w:t>
+      </w:r>
+      <w:r>
+        <w:rPr>
+          <w:sz w:val="28"/>
+          <w:szCs w:val="28"/>
+        </w:rPr>
+        <w:t>6</w:t>
+      </w:r>
+      <w:r>
+        <w:rPr>
+          <w:sz w:val="28"/>
+          <w:szCs w:val="28"/>
+        </w:rPr>
+        <w:t>.</w:t>
+      </w:r>
+      <w:r>
+        <w:rPr>
+          <w:sz w:val="28"/>
+          <w:szCs w:val="28"/>
+          <w:lang w:val="en-US"/>
+        </w:rPr>
+        <w:t>php</w:t>
+      </w:r>
+      <w:r>
+        <w:rPr>
+          <w:sz w:val="28"/>
+          <w:szCs w:val="28"/>
+        </w:rPr>
+        <w:t>.</w:t>
       </w:r>
     </w:p>
     <w:p>
@@ -438,28 +702,242 @@
           <w:sz w:val="28"/>
           <w:szCs w:val="28"/>
         </w:rPr>
-        <w:t>4</w:t>
-      </w:r>
-      <w:r>
-        <w:rPr>
-          <w:sz w:val="28"/>
-          <w:szCs w:val="28"/>
-        </w:rPr>
-        <w:t xml:space="preserve">. </w:t>
-      </w:r>
-      <w:r>
-        <w:rPr>
-          <w:sz w:val="28"/>
-          <w:szCs w:val="28"/>
-        </w:rPr>
-        <w:t xml:space="preserve">Задания на многомерные массивы находятся в папке </w:t>
-      </w:r>
-      <w:r>
-        <w:rPr>
-          <w:sz w:val="28"/>
-          <w:szCs w:val="28"/>
-        </w:rPr>
-        <w:t>в файлах</w:t>
+        <w:t xml:space="preserve">4. </w:t>
+      </w:r>
+      <w:r>
+        <w:rPr>
+          <w:sz w:val="28"/>
+          <w:szCs w:val="28"/>
+        </w:rPr>
+        <w:t>Задания на многомерны</w:t>
+      </w:r>
+      <w:r>
+        <w:rPr>
+          <w:sz w:val="28"/>
+          <w:szCs w:val="28"/>
+        </w:rPr>
+        <w:t>е</w:t>
+      </w:r>
+      <w:r>
+        <w:rPr>
+          <w:sz w:val="28"/>
+          <w:szCs w:val="28"/>
+        </w:rPr>
+        <w:t xml:space="preserve"> массивы находятся в папке</w:t>
+      </w:r>
+      <w:r>
+        <w:rPr>
+          <w:sz w:val="28"/>
+          <w:szCs w:val="28"/>
+        </w:rPr>
+        <w:t xml:space="preserve"> </w:t>
+      </w:r>
+      <w:r>
+        <w:rPr>
+          <w:sz w:val="28"/>
+          <w:szCs w:val="28"/>
+        </w:rPr>
+        <w:t>lab3\</w:t>
+      </w:r>
+      <w:proofErr w:type="spellStart"/>
+      <w:r>
+        <w:rPr>
+          <w:sz w:val="28"/>
+          <w:szCs w:val="28"/>
+        </w:rPr>
+        <w:t>multi_array</w:t>
+      </w:r>
+      <w:proofErr w:type="spellEnd"/>
+      <w:r>
+        <w:rPr>
+          <w:sz w:val="28"/>
+          <w:szCs w:val="28"/>
+        </w:rPr>
+        <w:t xml:space="preserve"> в файлах</w:t>
+      </w:r>
+      <w:r>
+        <w:rPr>
+          <w:sz w:val="28"/>
+          <w:szCs w:val="28"/>
+        </w:rPr>
+        <w:t xml:space="preserve"> </w:t>
+      </w:r>
+      <w:r>
+        <w:rPr>
+          <w:sz w:val="28"/>
+          <w:szCs w:val="28"/>
+          <w:lang w:val="en-US"/>
+        </w:rPr>
+        <w:t>array</w:t>
+      </w:r>
+      <w:r>
+        <w:rPr>
+          <w:sz w:val="28"/>
+          <w:szCs w:val="28"/>
+        </w:rPr>
+        <w:t>2.</w:t>
+      </w:r>
+      <w:r>
+        <w:rPr>
+          <w:sz w:val="28"/>
+          <w:szCs w:val="28"/>
+          <w:lang w:val="en-US"/>
+        </w:rPr>
+        <w:t>php</w:t>
+      </w:r>
+      <w:r>
+        <w:rPr>
+          <w:sz w:val="28"/>
+          <w:szCs w:val="28"/>
+        </w:rPr>
+        <w:t xml:space="preserve">,  </w:t>
+      </w:r>
+      <w:r>
+        <w:rPr>
+          <w:sz w:val="28"/>
+          <w:szCs w:val="28"/>
+          <w:lang w:val="en-US"/>
+        </w:rPr>
+        <w:t>array</w:t>
+      </w:r>
+      <w:r>
+        <w:rPr>
+          <w:sz w:val="28"/>
+          <w:szCs w:val="28"/>
+        </w:rPr>
+        <w:t>10.</w:t>
+      </w:r>
+      <w:r>
+        <w:rPr>
+          <w:sz w:val="28"/>
+          <w:szCs w:val="28"/>
+          <w:lang w:val="en-US"/>
+        </w:rPr>
+        <w:t>php</w:t>
+      </w:r>
+      <w:r>
+        <w:rPr>
+          <w:sz w:val="28"/>
+          <w:szCs w:val="28"/>
+        </w:rPr>
+        <w:t xml:space="preserve">,  </w:t>
+      </w:r>
+      <w:r>
+        <w:rPr>
+          <w:sz w:val="28"/>
+          <w:szCs w:val="28"/>
+          <w:lang w:val="en-US"/>
+        </w:rPr>
+        <w:t>array</w:t>
+      </w:r>
+      <w:r>
+        <w:rPr>
+          <w:sz w:val="28"/>
+          <w:szCs w:val="28"/>
+        </w:rPr>
+        <w:t>13.</w:t>
+      </w:r>
+      <w:r>
+        <w:rPr>
+          <w:sz w:val="28"/>
+          <w:szCs w:val="28"/>
+          <w:lang w:val="en-US"/>
+        </w:rPr>
+        <w:t>php</w:t>
+      </w:r>
+      <w:r>
+        <w:rPr>
+          <w:sz w:val="28"/>
+          <w:szCs w:val="28"/>
+        </w:rPr>
+        <w:t xml:space="preserve">,  </w:t>
+      </w:r>
+      <w:r>
+        <w:rPr>
+          <w:sz w:val="28"/>
+          <w:szCs w:val="28"/>
+          <w:lang w:val="en-US"/>
+        </w:rPr>
+        <w:t>array</w:t>
+      </w:r>
+      <w:r>
+        <w:rPr>
+          <w:sz w:val="28"/>
+          <w:szCs w:val="28"/>
+        </w:rPr>
+        <w:t>14.</w:t>
+      </w:r>
+      <w:r>
+        <w:rPr>
+          <w:sz w:val="28"/>
+          <w:szCs w:val="28"/>
+          <w:lang w:val="en-US"/>
+        </w:rPr>
+        <w:t>php</w:t>
+      </w:r>
+      <w:r>
+        <w:rPr>
+          <w:sz w:val="28"/>
+          <w:szCs w:val="28"/>
+        </w:rPr>
+        <w:t xml:space="preserve">,  </w:t>
+      </w:r>
+      <w:r>
+        <w:rPr>
+          <w:sz w:val="28"/>
+          <w:szCs w:val="28"/>
+          <w:lang w:val="en-US"/>
+        </w:rPr>
+        <w:t>array</w:t>
+      </w:r>
+      <w:r>
+        <w:rPr>
+          <w:sz w:val="28"/>
+          <w:szCs w:val="28"/>
+        </w:rPr>
+        <w:t>16.</w:t>
+      </w:r>
+      <w:r>
+        <w:rPr>
+          <w:sz w:val="28"/>
+          <w:szCs w:val="28"/>
+          <w:lang w:val="en-US"/>
+        </w:rPr>
+        <w:t>php</w:t>
+      </w:r>
+      <w:r>
+        <w:rPr>
+          <w:sz w:val="28"/>
+          <w:szCs w:val="28"/>
+        </w:rPr>
+        <w:t>.</w:t>
+      </w:r>
+    </w:p>
+    <w:p>
+      <w:pPr>
+        <w:spacing w:line="360" w:lineRule="auto"/>
+        <w:ind w:firstLine="425"/>
+        <w:jc w:val="both"/>
+        <w:rPr>
+          <w:sz w:val="28"/>
+          <w:szCs w:val="28"/>
+        </w:rPr>
+      </w:pPr>
+      <w:r>
+        <w:rPr>
+          <w:sz w:val="28"/>
+          <w:szCs w:val="28"/>
+        </w:rPr>
+        <w:t>Задания по массивам соответствую</w:t>
+      </w:r>
+      <w:bookmarkStart w:id="0" w:name="_GoBack"/>
+      <w:bookmarkEnd w:id="0"/>
+      <w:r>
+        <w:rPr>
+          <w:sz w:val="28"/>
+          <w:szCs w:val="28"/>
+        </w:rPr>
+        <w:t>т выданным вариантам, номера в названии файлах – вариант задания.</w:t>
       </w:r>
     </w:p>
     <w:p>
@@ -497,7 +975,7 @@
 </file>
 
 <file path=word/endnotes.xml><?xml version="1.0" encoding="utf-8"?>
-<w:endnotes xmlns:wpc="http://schemas.microsoft.com/office/word/2010/wordprocessingCanvas" xmlns:cx="http://schemas.microsoft.com/office/drawing/2014/chartex" xmlns:cx1="http://schemas.microsoft.com/office/drawing/2015/9/8/chartex" xmlns:cx2="http://schemas.microsoft.com/office/drawing/2015/10/21/chartex" xmlns:cx3="http://schemas.microsoft.com/office/drawing/2016/5/9/chartex" xmlns:cx4="http://schemas.microsoft.com/office/drawing/2016/5/10/chartex" xmlns:cx5="http://schemas.microsoft.com/office/drawing/2016/5/11/chartex" xmlns:cx6="http://schemas.microsoft.com/office/drawing/2016/5/12/chartex" xmlns:cx7="http://schemas.microsoft.com/office/drawing/2016/5/13/chartex" xmlns:cx8="http://schemas.microsoft.com/office/drawing/2016/5/14/chartex" xmlns:mc="http://schemas.openxmlformats.org/markup-compatibility/2006" xmlns:aink="http://schemas.microsoft.com/office/drawing/2016/ink" xmlns:am3d="http://schemas.microsoft.com/office/drawing/2017/model3d" xmlns:o="urn:schemas-microsoft-com:office:office" xmlns:oel="http://schemas.microsoft.com/office/2019/extlst" xmlns:r="http://schemas.openxmlformats.org/officeDocument/2006/relationships" xmlns:m="http://schemas.openxmlformats.org/officeDocument/2006/math" xmlns:v="urn:schemas-microsoft-com:vml" xmlns:wp14="http://schemas.microsoft.com/office/word/2010/wordprocessingDrawing" xmlns:wp="http://schemas.openxmlformats.org/drawingml/2006/wordprocessingDrawing" xmlns:w10="urn:schemas-microsoft-com:office:word" xmlns:w="http://schemas.openxmlformats.org/wordprocessingml/2006/main" xmlns:w14="http://schemas.microsoft.com/office/word/2010/wordml" xmlns:w15="http://schemas.microsoft.com/office/word/2012/wordml" xmlns:w16cex="http://schemas.microsoft.com/office/word/2018/wordml/cex" xmlns:w16cid="http://schemas.microsoft.com/office/word/2016/wordml/cid" xmlns:w16="http://schemas.microsoft.com/office/word/2018/wordml" xmlns:w16sdtdh="http://schemas.microsoft.com/office/word/2020/wordml/sdtdatahash" xmlns:w16se="http://schemas.microsoft.com/office/word/2015/wordml/symex" xmlns:wpg="http://schemas.microsoft.com/office/word/2010/wordprocessingGroup" xmlns:wpi="http://schemas.microsoft.com/office/word/2010/wordprocessingInk" xmlns:wne="http://schemas.microsoft.com/office/word/2006/wordml" xmlns:wps="http://schemas.microsoft.com/office/word/2010/wordprocessingShape" mc:Ignorable="w14 w15 w16se w16cid w16 w16cex w16sdtdh wp14">
+<w:endnotes xmlns:wpc="http://schemas.microsoft.com/office/word/2010/wordprocessingCanvas" xmlns:cx="http://schemas.microsoft.com/office/drawing/2014/chartex" xmlns:cx1="http://schemas.microsoft.com/office/drawing/2015/9/8/chartex" xmlns:cx2="http://schemas.microsoft.com/office/drawing/2015/10/21/chartex" xmlns:cx3="http://schemas.microsoft.com/office/drawing/2016/5/9/chartex" xmlns:cx4="http://schemas.microsoft.com/office/drawing/2016/5/10/chartex" xmlns:cx5="http://schemas.microsoft.com/office/drawing/2016/5/11/chartex" xmlns:cx6="http://schemas.microsoft.com/office/drawing/2016/5/12/chartex" xmlns:cx7="http://schemas.microsoft.com/office/drawing/2016/5/13/chartex" xmlns:cx8="http://schemas.microsoft.com/office/drawing/2016/5/14/chartex" xmlns:mc="http://schemas.openxmlformats.org/markup-compatibility/2006" xmlns:aink="http://schemas.microsoft.com/office/drawing/2016/ink" xmlns:am3d="http://schemas.microsoft.com/office/drawing/2017/model3d" xmlns:o="urn:schemas-microsoft-com:office:office" xmlns:r="http://schemas.openxmlformats.org/officeDocument/2006/relationships" xmlns:m="http://schemas.openxmlformats.org/officeDocument/2006/math" xmlns:v="urn:schemas-microsoft-com:vml" xmlns:wp14="http://schemas.microsoft.com/office/word/2010/wordprocessingDrawing" xmlns:wp="http://schemas.openxmlformats.org/drawingml/2006/wordprocessingDrawing" xmlns:w10="urn:schemas-microsoft-com:office:word" xmlns:w="http://schemas.openxmlformats.org/wordprocessingml/2006/main" xmlns:w14="http://schemas.microsoft.com/office/word/2010/wordml" xmlns:w15="http://schemas.microsoft.com/office/word/2012/wordml" xmlns:w16cex="http://schemas.microsoft.com/office/word/2018/wordml/cex" xmlns:w16cid="http://schemas.microsoft.com/office/word/2016/wordml/cid" xmlns:w16="http://schemas.microsoft.com/office/word/2018/wordml" xmlns:w16se="http://schemas.microsoft.com/office/word/2015/wordml/symex" xmlns:wpg="http://schemas.microsoft.com/office/word/2010/wordprocessingGroup" xmlns:wpi="http://schemas.microsoft.com/office/word/2010/wordprocessingInk" xmlns:wne="http://schemas.microsoft.com/office/word/2006/wordml" xmlns:wps="http://schemas.microsoft.com/office/word/2010/wordprocessingShape" mc:Ignorable="w14 w15 w16se w16cid w16 w16cex wp14">
   <w:endnote w:type="separator" w:id="-1">
     <w:p>
       <w:r>
@@ -516,7 +994,7 @@
 </file>
 
 <file path=word/footnotes.xml><?xml version="1.0" encoding="utf-8"?>
-<w:footnotes xmlns:wpc="http://schemas.microsoft.com/office/word/2010/wordprocessingCanvas" xmlns:cx="http://schemas.microsoft.com/office/drawing/2014/chartex" xmlns:cx1="http://schemas.microsoft.com/office/drawing/2015/9/8/chartex" xmlns:cx2="http://schemas.microsoft.com/office/drawing/2015/10/21/chartex" xmlns:cx3="http://schemas.microsoft.com/office/drawing/2016/5/9/chartex" xmlns:cx4="http://schemas.microsoft.com/office/drawing/2016/5/10/chartex" xmlns:cx5="http://schemas.microsoft.com/office/drawing/2016/5/11/chartex" xmlns:cx6="http://schemas.microsoft.com/office/drawing/2016/5/12/chartex" xmlns:cx7="http://schemas.microsoft.com/office/drawing/2016/5/13/chartex" xmlns:cx8="http://schemas.microsoft.com/office/drawing/2016/5/14/chartex" xmlns:mc="http://schemas.openxmlformats.org/markup-compatibility/2006" xmlns:aink="http://schemas.microsoft.com/office/drawing/2016/ink" xmlns:am3d="http://schemas.microsoft.com/office/drawing/2017/model3d" xmlns:o="urn:schemas-microsoft-com:office:office" xmlns:oel="http://schemas.microsoft.com/office/2019/extlst" xmlns:r="http://schemas.openxmlformats.org/officeDocument/2006/relationships" xmlns:m="http://schemas.openxmlformats.org/officeDocument/2006/math" xmlns:v="urn:schemas-microsoft-com:vml" xmlns:wp14="http://schemas.microsoft.com/office/word/2010/wordprocessingDrawing" xmlns:wp="http://schemas.openxmlformats.org/drawingml/2006/wordprocessingDrawing" xmlns:w10="urn:schemas-microsoft-com:office:word" xmlns:w="http://schemas.openxmlformats.org/wordprocessingml/2006/main" xmlns:w14="http://schemas.microsoft.com/office/word/2010/wordml" xmlns:w15="http://schemas.microsoft.com/office/word/2012/wordml" xmlns:w16cex="http://schemas.microsoft.com/office/word/2018/wordml/cex" xmlns:w16cid="http://schemas.microsoft.com/office/word/2016/wordml/cid" xmlns:w16="http://schemas.microsoft.com/office/word/2018/wordml" xmlns:w16sdtdh="http://schemas.microsoft.com/office/word/2020/wordml/sdtdatahash" xmlns:w16se="http://schemas.microsoft.com/office/word/2015/wordml/symex" xmlns:wpg="http://schemas.microsoft.com/office/word/2010/wordprocessingGroup" xmlns:wpi="http://schemas.microsoft.com/office/word/2010/wordprocessingInk" xmlns:wne="http://schemas.microsoft.com/office/word/2006/wordml" xmlns:wps="http://schemas.microsoft.com/office/word/2010/wordprocessingShape" mc:Ignorable="w14 w15 w16se w16cid w16 w16cex w16sdtdh wp14">
+<w:footnotes xmlns:wpc="http://schemas.microsoft.com/office/word/2010/wordprocessingCanvas" xmlns:cx="http://schemas.microsoft.com/office/drawing/2014/chartex" xmlns:cx1="http://schemas.microsoft.com/office/drawing/2015/9/8/chartex" xmlns:cx2="http://schemas.microsoft.com/office/drawing/2015/10/21/chartex" xmlns:cx3="http://schemas.microsoft.com/office/drawing/2016/5/9/chartex" xmlns:cx4="http://schemas.microsoft.com/office/drawing/2016/5/10/chartex" xmlns:cx5="http://schemas.microsoft.com/office/drawing/2016/5/11/chartex" xmlns:cx6="http://schemas.microsoft.com/office/drawing/2016/5/12/chartex" xmlns:cx7="http://schemas.microsoft.com/office/drawing/2016/5/13/chartex" xmlns:cx8="http://schemas.microsoft.com/office/drawing/2016/5/14/chartex" xmlns:mc="http://schemas.openxmlformats.org/markup-compatibility/2006" xmlns:aink="http://schemas.microsoft.com/office/drawing/2016/ink" xmlns:am3d="http://schemas.microsoft.com/office/drawing/2017/model3d" xmlns:o="urn:schemas-microsoft-com:office:office" xmlns:r="http://schemas.openxmlformats.org/officeDocument/2006/relationships" xmlns:m="http://schemas.openxmlformats.org/officeDocument/2006/math" xmlns:v="urn:schemas-microsoft-com:vml" xmlns:wp14="http://schemas.microsoft.com/office/word/2010/wordprocessingDrawing" xmlns:wp="http://schemas.openxmlformats.org/drawingml/2006/wordprocessingDrawing" xmlns:w10="urn:schemas-microsoft-com:office:word" xmlns:w="http://schemas.openxmlformats.org/wordprocessingml/2006/main" xmlns:w14="http://schemas.microsoft.com/office/word/2010/wordml" xmlns:w15="http://schemas.microsoft.com/office/word/2012/wordml" xmlns:w16cex="http://schemas.microsoft.com/office/word/2018/wordml/cex" xmlns:w16cid="http://schemas.microsoft.com/office/word/2016/wordml/cid" xmlns:w16="http://schemas.microsoft.com/office/word/2018/wordml" xmlns:w16se="http://schemas.microsoft.com/office/word/2015/wordml/symex" xmlns:wpg="http://schemas.microsoft.com/office/word/2010/wordprocessingGroup" xmlns:wpi="http://schemas.microsoft.com/office/word/2010/wordprocessingInk" xmlns:wne="http://schemas.microsoft.com/office/word/2006/wordml" xmlns:wps="http://schemas.microsoft.com/office/word/2010/wordprocessingShape" mc:Ignorable="w14 w15 w16se w16cid w16 w16cex wp14">
   <w:footnote w:type="separator" w:id="-1">
     <w:p>
       <w:r>
@@ -535,7 +1013,7 @@
 </file>
 
 <file path=word/numbering.xml><?xml version="1.0" encoding="utf-8"?>
-<w:numbering xmlns:wpc="http://schemas.microsoft.com/office/word/2010/wordprocessingCanvas" xmlns:cx="http://schemas.microsoft.com/office/drawing/2014/chartex" xmlns:cx1="http://schemas.microsoft.com/office/drawing/2015/9/8/chartex" xmlns:cx2="http://schemas.microsoft.com/office/drawing/2015/10/21/chartex" xmlns:cx3="http://schemas.microsoft.com/office/drawing/2016/5/9/chartex" xmlns:cx4="http://schemas.microsoft.com/office/drawing/2016/5/10/chartex" xmlns:cx5="http://schemas.microsoft.com/office/drawing/2016/5/11/chartex" xmlns:cx6="http://schemas.microsoft.com/office/drawing/2016/5/12/chartex" xmlns:cx7="http://schemas.microsoft.com/office/drawing/2016/5/13/chartex" xmlns:cx8="http://schemas.microsoft.com/office/drawing/2016/5/14/chartex" xmlns:mc="http://schemas.openxmlformats.org/markup-compatibility/2006" xmlns:aink="http://schemas.microsoft.com/office/drawing/2016/ink" xmlns:am3d="http://schemas.microsoft.com/office/drawing/2017/model3d" xmlns:o="urn:schemas-microsoft-com:office:office" xmlns:oel="http://schemas.microsoft.com/office/2019/extlst" xmlns:r="http://schemas.openxmlformats.org/officeDocument/2006/relationships" xmlns:m="http://schemas.openxmlformats.org/officeDocument/2006/math" xmlns:v="urn:schemas-microsoft-com:vml" xmlns:wp14="http://schemas.microsoft.com/office/word/2010/wordprocessingDrawing" xmlns:wp="http://schemas.openxmlformats.org/drawingml/2006/wordprocessingDrawing" xmlns:w10="urn:schemas-microsoft-com:office:word" xmlns:w="http://schemas.openxmlformats.org/wordprocessingml/2006/main" xmlns:w14="http://schemas.microsoft.com/office/word/2010/wordml" xmlns:w15="http://schemas.microsoft.com/office/word/2012/wordml" xmlns:w16cex="http://schemas.microsoft.com/office/word/2018/wordml/cex" xmlns:w16cid="http://schemas.microsoft.com/office/word/2016/wordml/cid" xmlns:w16="http://schemas.microsoft.com/office/word/2018/wordml" xmlns:w16sdtdh="http://schemas.microsoft.com/office/word/2020/wordml/sdtdatahash" xmlns:w16se="http://schemas.microsoft.com/office/word/2015/wordml/symex" xmlns:wpg="http://schemas.microsoft.com/office/word/2010/wordprocessingGroup" xmlns:wpi="http://schemas.microsoft.com/office/word/2010/wordprocessingInk" xmlns:wne="http://schemas.microsoft.com/office/word/2006/wordml" xmlns:wps="http://schemas.microsoft.com/office/word/2010/wordprocessingShape" mc:Ignorable="w14 w15 w16se w16cid w16 w16cex w16sdtdh wp14">
+<w:numbering xmlns:wpc="http://schemas.microsoft.com/office/word/2010/wordprocessingCanvas" xmlns:cx="http://schemas.microsoft.com/office/drawing/2014/chartex" xmlns:cx1="http://schemas.microsoft.com/office/drawing/2015/9/8/chartex" xmlns:cx2="http://schemas.microsoft.com/office/drawing/2015/10/21/chartex" xmlns:cx3="http://schemas.microsoft.com/office/drawing/2016/5/9/chartex" xmlns:cx4="http://schemas.microsoft.com/office/drawing/2016/5/10/chartex" xmlns:cx5="http://schemas.microsoft.com/office/drawing/2016/5/11/chartex" xmlns:cx6="http://schemas.microsoft.com/office/drawing/2016/5/12/chartex" xmlns:cx7="http://schemas.microsoft.com/office/drawing/2016/5/13/chartex" xmlns:cx8="http://schemas.microsoft.com/office/drawing/2016/5/14/chartex" xmlns:mc="http://schemas.openxmlformats.org/markup-compatibility/2006" xmlns:aink="http://schemas.microsoft.com/office/drawing/2016/ink" xmlns:am3d="http://schemas.microsoft.com/office/drawing/2017/model3d" xmlns:o="urn:schemas-microsoft-com:office:office" xmlns:r="http://schemas.openxmlformats.org/officeDocument/2006/relationships" xmlns:m="http://schemas.openxmlformats.org/officeDocument/2006/math" xmlns:v="urn:schemas-microsoft-com:vml" xmlns:wp14="http://schemas.microsoft.com/office/word/2010/wordprocessingDrawing" xmlns:wp="http://schemas.openxmlformats.org/drawingml/2006/wordprocessingDrawing" xmlns:w10="urn:schemas-microsoft-com:office:word" xmlns:w="http://schemas.openxmlformats.org/wordprocessingml/2006/main" xmlns:w14="http://schemas.microsoft.com/office/word/2010/wordml" xmlns:w15="http://schemas.microsoft.com/office/word/2012/wordml" xmlns:w16cex="http://schemas.microsoft.com/office/word/2018/wordml/cex" xmlns:w16cid="http://schemas.microsoft.com/office/word/2016/wordml/cid" xmlns:w16="http://schemas.microsoft.com/office/word/2018/wordml" xmlns:w16se="http://schemas.microsoft.com/office/word/2015/wordml/symex" xmlns:wpg="http://schemas.microsoft.com/office/word/2010/wordprocessingGroup" xmlns:wpi="http://schemas.microsoft.com/office/word/2010/wordprocessingInk" xmlns:wne="http://schemas.microsoft.com/office/word/2006/wordml" xmlns:wps="http://schemas.microsoft.com/office/word/2010/wordprocessingShape" mc:Ignorable="w14 w15 w16se w16cid w16 w16cex wp14">
   <w:abstractNum w:abstractNumId="0" w15:restartNumberingAfterBreak="0">
     <w:nsid w:val="524A2FC2"/>
     <w:multiLevelType w:val="hybridMultilevel"/>
@@ -711,17 +1189,17 @@
       </w:pPr>
     </w:lvl>
   </w:abstractNum>
-  <w:num w:numId="1" w16cid:durableId="1856990417">
+  <w:num w:numId="1">
     <w:abstractNumId w:val="1"/>
   </w:num>
-  <w:num w:numId="2" w16cid:durableId="294068375">
+  <w:num w:numId="2">
     <w:abstractNumId w:val="0"/>
   </w:num>
 </w:numbering>
 </file>
 
 <file path=word/styles.xml><?xml version="1.0" encoding="utf-8"?>
-<w:styles xmlns:mc="http://schemas.openxmlformats.org/markup-compatibility/2006" xmlns:r="http://schemas.openxmlformats.org/officeDocument/2006/relationships" xmlns:w="http://schemas.openxmlformats.org/wordprocessingml/2006/main" xmlns:w14="http://schemas.microsoft.com/office/word/2010/wordml" xmlns:w15="http://schemas.microsoft.com/office/word/2012/wordml" xmlns:w16cex="http://schemas.microsoft.com/office/word/2018/wordml/cex" xmlns:w16cid="http://schemas.microsoft.com/office/word/2016/wordml/cid" xmlns:w16="http://schemas.microsoft.com/office/word/2018/wordml" xmlns:w16sdtdh="http://schemas.microsoft.com/office/word/2020/wordml/sdtdatahash" xmlns:w16se="http://schemas.microsoft.com/office/word/2015/wordml/symex" mc:Ignorable="w14 w15 w16se w16cid w16 w16cex w16sdtdh">
+<w:styles xmlns:mc="http://schemas.openxmlformats.org/markup-compatibility/2006" xmlns:r="http://schemas.openxmlformats.org/officeDocument/2006/relationships" xmlns:w="http://schemas.openxmlformats.org/wordprocessingml/2006/main" xmlns:w14="http://schemas.microsoft.com/office/word/2010/wordml" xmlns:w15="http://schemas.microsoft.com/office/word/2012/wordml" xmlns:w16cex="http://schemas.microsoft.com/office/word/2018/wordml/cex" xmlns:w16cid="http://schemas.microsoft.com/office/word/2016/wordml/cid" xmlns:w16="http://schemas.microsoft.com/office/word/2018/wordml" xmlns:w16se="http://schemas.microsoft.com/office/word/2015/wordml/symex" mc:Ignorable="w14 w15 w16se w16cid w16 w16cex">
   <w:docDefaults>
     <w:rPrDefault>
       <w:rPr>
@@ -1633,7 +2111,7 @@
 </file>
 
 <file path=customXml/itemProps1.xml><?xml version="1.0" encoding="utf-8"?>
-<ds:datastoreItem xmlns:ds="http://schemas.openxmlformats.org/officeDocument/2006/customXml" ds:itemID="{B07C109F-43F1-4BB4-9D42-7C8AC9BCF4BF}">
+<ds:datastoreItem xmlns:ds="http://schemas.openxmlformats.org/officeDocument/2006/customXml" ds:itemID="{60FCC38E-C36D-4E98-B6A9-8FF8DE4121ED}">
   <ds:schemaRefs>
     <ds:schemaRef ds:uri="http://schemas.openxmlformats.org/officeDocument/2006/bibliography"/>
   </ds:schemaRefs>

--- a/1 Разработка Web-приложений (Трубилов Николай Михайлович)/Лабораторные/Лабораторная_3/Соколов Д.А Ик-731 - ЛР3 (Отчет по практическим заданиям).docx
+++ b/1 Разработка Web-приложений (Трубилов Николай Михайлович)/Лабораторные/Лабораторная_3/Соколов Д.А Ик-731 - ЛР3 (Отчет по практическим заданиям).docx
@@ -393,9 +393,12 @@
         <w:rPr>
           <w:sz w:val="28"/>
           <w:szCs w:val="28"/>
-        </w:rPr>
-        <w:t>9</w:t>
-      </w:r>
+          <w:lang w:val="en-US"/>
+        </w:rPr>
+        <w:t>8</w:t>
+      </w:r>
+      <w:bookmarkStart w:id="0" w:name="_GoBack"/>
+      <w:bookmarkEnd w:id="0"/>
       <w:r>
         <w:rPr>
           <w:sz w:val="28"/>
@@ -469,17 +472,8 @@
           <w:sz w:val="28"/>
           <w:szCs w:val="28"/>
         </w:rPr>
-        <w:t>lab3\</w:t>
-      </w:r>
-      <w:proofErr w:type="spellStart"/>
-      <w:r>
-        <w:rPr>
-          <w:sz w:val="28"/>
-          <w:szCs w:val="28"/>
-        </w:rPr>
-        <w:t>one_array</w:t>
-      </w:r>
-      <w:proofErr w:type="spellEnd"/>
+        <w:t>lab3\one_array</w:t>
+      </w:r>
       <w:r>
         <w:rPr>
           <w:sz w:val="28"/>
@@ -544,14 +538,7 @@
           <w:sz w:val="28"/>
           <w:szCs w:val="28"/>
         </w:rPr>
-        <w:t>10</w:t>
-      </w:r>
-      <w:r>
-        <w:rPr>
-          <w:sz w:val="28"/>
-          <w:szCs w:val="28"/>
-        </w:rPr>
-        <w:t>.</w:t>
+        <w:t>10.</w:t>
       </w:r>
       <w:r>
         <w:rPr>
@@ -581,14 +568,7 @@
           <w:sz w:val="28"/>
           <w:szCs w:val="28"/>
         </w:rPr>
-        <w:t>13</w:t>
-      </w:r>
-      <w:r>
-        <w:rPr>
-          <w:sz w:val="28"/>
-          <w:szCs w:val="28"/>
-        </w:rPr>
-        <w:t>.</w:t>
+        <w:t>13.</w:t>
       </w:r>
       <w:r>
         <w:rPr>
@@ -618,14 +598,7 @@
           <w:sz w:val="28"/>
           <w:szCs w:val="28"/>
         </w:rPr>
-        <w:t>14</w:t>
-      </w:r>
-      <w:r>
-        <w:rPr>
-          <w:sz w:val="28"/>
-          <w:szCs w:val="28"/>
-        </w:rPr>
-        <w:t>.</w:t>
+        <w:t>14.</w:t>
       </w:r>
       <w:r>
         <w:rPr>
@@ -655,21 +628,7 @@
           <w:sz w:val="28"/>
           <w:szCs w:val="28"/>
         </w:rPr>
-        <w:t>1</w:t>
-      </w:r>
-      <w:r>
-        <w:rPr>
-          <w:sz w:val="28"/>
-          <w:szCs w:val="28"/>
-        </w:rPr>
-        <w:t>6</w:t>
-      </w:r>
-      <w:r>
-        <w:rPr>
-          <w:sz w:val="28"/>
-          <w:szCs w:val="28"/>
-        </w:rPr>
-        <w:t>.</w:t>
+        <w:t>16.</w:t>
       </w:r>
       <w:r>
         <w:rPr>
@@ -737,17 +696,8 @@
           <w:sz w:val="28"/>
           <w:szCs w:val="28"/>
         </w:rPr>
-        <w:t>lab3\</w:t>
-      </w:r>
-      <w:proofErr w:type="spellStart"/>
-      <w:r>
-        <w:rPr>
-          <w:sz w:val="28"/>
-          <w:szCs w:val="28"/>
-        </w:rPr>
-        <w:t>multi_array</w:t>
-      </w:r>
-      <w:proofErr w:type="spellEnd"/>
+        <w:t>lab3\multi_array</w:t>
+      </w:r>
       <w:r>
         <w:rPr>
           <w:sz w:val="28"/>
@@ -928,16 +878,7 @@
           <w:sz w:val="28"/>
           <w:szCs w:val="28"/>
         </w:rPr>
-        <w:t>Задания по массивам соответствую</w:t>
-      </w:r>
-      <w:bookmarkStart w:id="0" w:name="_GoBack"/>
-      <w:bookmarkEnd w:id="0"/>
-      <w:r>
-        <w:rPr>
-          <w:sz w:val="28"/>
-          <w:szCs w:val="28"/>
-        </w:rPr>
-        <w:t>т выданным вариантам, номера в названии файлах – вариант задания.</w:t>
+        <w:t>Задания по массивам соответствуют выданным вариантам, номера в названии файлах – вариант задания.</w:t>
       </w:r>
     </w:p>
     <w:p>
@@ -2111,7 +2052,7 @@
 </file>
 
 <file path=customXml/itemProps1.xml><?xml version="1.0" encoding="utf-8"?>
-<ds:datastoreItem xmlns:ds="http://schemas.openxmlformats.org/officeDocument/2006/customXml" ds:itemID="{60FCC38E-C36D-4E98-B6A9-8FF8DE4121ED}">
+<ds:datastoreItem xmlns:ds="http://schemas.openxmlformats.org/officeDocument/2006/customXml" ds:itemID="{A043E4E4-A455-4B12-AF90-4B7A0B46D322}">
   <ds:schemaRefs>
     <ds:schemaRef ds:uri="http://schemas.openxmlformats.org/officeDocument/2006/bibliography"/>
   </ds:schemaRefs>

--- a/1 Разработка Web-приложений (Трубилов Николай Михайлович)/Лабораторные/Лабораторная_3/Соколов Д.А Ик-731 - ЛР3 (Отчет по практическим заданиям).docx
+++ b/1 Разработка Web-приложений (Трубилов Николай Михайлович)/Лабораторные/Лабораторная_3/Соколов Д.А Ик-731 - ЛР3 (Отчет по практическим заданиям).docx
@@ -1,6 +1,6 @@
 
 <file path=word/document.xml><?xml version="1.0" encoding="utf-8"?>
-<w:document xmlns:wpc="http://schemas.microsoft.com/office/word/2010/wordprocessingCanvas" xmlns:cx="http://schemas.microsoft.com/office/drawing/2014/chartex" xmlns:cx1="http://schemas.microsoft.com/office/drawing/2015/9/8/chartex" xmlns:cx2="http://schemas.microsoft.com/office/drawing/2015/10/21/chartex" xmlns:cx3="http://schemas.microsoft.com/office/drawing/2016/5/9/chartex" xmlns:cx4="http://schemas.microsoft.com/office/drawing/2016/5/10/chartex" xmlns:cx5="http://schemas.microsoft.com/office/drawing/2016/5/11/chartex" xmlns:cx6="http://schemas.microsoft.com/office/drawing/2016/5/12/chartex" xmlns:cx7="http://schemas.microsoft.com/office/drawing/2016/5/13/chartex" xmlns:cx8="http://schemas.microsoft.com/office/drawing/2016/5/14/chartex" xmlns:mc="http://schemas.openxmlformats.org/markup-compatibility/2006" xmlns:aink="http://schemas.microsoft.com/office/drawing/2016/ink" xmlns:am3d="http://schemas.microsoft.com/office/drawing/2017/model3d" xmlns:o="urn:schemas-microsoft-com:office:office" xmlns:r="http://schemas.openxmlformats.org/officeDocument/2006/relationships" xmlns:m="http://schemas.openxmlformats.org/officeDocument/2006/math" xmlns:v="urn:schemas-microsoft-com:vml" xmlns:wp14="http://schemas.microsoft.com/office/word/2010/wordprocessingDrawing" xmlns:wp="http://schemas.openxmlformats.org/drawingml/2006/wordprocessingDrawing" xmlns:w10="urn:schemas-microsoft-com:office:word" xmlns:w="http://schemas.openxmlformats.org/wordprocessingml/2006/main" xmlns:w14="http://schemas.microsoft.com/office/word/2010/wordml" xmlns:w15="http://schemas.microsoft.com/office/word/2012/wordml" xmlns:w16cex="http://schemas.microsoft.com/office/word/2018/wordml/cex" xmlns:w16cid="http://schemas.microsoft.com/office/word/2016/wordml/cid" xmlns:w16="http://schemas.microsoft.com/office/word/2018/wordml" xmlns:w16se="http://schemas.microsoft.com/office/word/2015/wordml/symex" xmlns:wpg="http://schemas.microsoft.com/office/word/2010/wordprocessingGroup" xmlns:wpi="http://schemas.microsoft.com/office/word/2010/wordprocessingInk" xmlns:wne="http://schemas.microsoft.com/office/word/2006/wordml" xmlns:wps="http://schemas.microsoft.com/office/word/2010/wordprocessingShape" mc:Ignorable="w14 w15 w16se w16cid w16 w16cex wp14">
+<w:document xmlns:wpc="http://schemas.microsoft.com/office/word/2010/wordprocessingCanvas" xmlns:cx="http://schemas.microsoft.com/office/drawing/2014/chartex" xmlns:cx1="http://schemas.microsoft.com/office/drawing/2015/9/8/chartex" xmlns:cx2="http://schemas.microsoft.com/office/drawing/2015/10/21/chartex" xmlns:cx3="http://schemas.microsoft.com/office/drawing/2016/5/9/chartex" xmlns:cx4="http://schemas.microsoft.com/office/drawing/2016/5/10/chartex" xmlns:cx5="http://schemas.microsoft.com/office/drawing/2016/5/11/chartex" xmlns:cx6="http://schemas.microsoft.com/office/drawing/2016/5/12/chartex" xmlns:cx7="http://schemas.microsoft.com/office/drawing/2016/5/13/chartex" xmlns:cx8="http://schemas.microsoft.com/office/drawing/2016/5/14/chartex" xmlns:mc="http://schemas.openxmlformats.org/markup-compatibility/2006" xmlns:aink="http://schemas.microsoft.com/office/drawing/2016/ink" xmlns:am3d="http://schemas.microsoft.com/office/drawing/2017/model3d" xmlns:o="urn:schemas-microsoft-com:office:office" xmlns:oel="http://schemas.microsoft.com/office/2019/extlst" xmlns:r="http://schemas.openxmlformats.org/officeDocument/2006/relationships" xmlns:m="http://schemas.openxmlformats.org/officeDocument/2006/math" xmlns:v="urn:schemas-microsoft-com:vml" xmlns:wp14="http://schemas.microsoft.com/office/word/2010/wordprocessingDrawing" xmlns:wp="http://schemas.openxmlformats.org/drawingml/2006/wordprocessingDrawing" xmlns:w10="urn:schemas-microsoft-com:office:word" xmlns:w="http://schemas.openxmlformats.org/wordprocessingml/2006/main" xmlns:w14="http://schemas.microsoft.com/office/word/2010/wordml" xmlns:w15="http://schemas.microsoft.com/office/word/2012/wordml" xmlns:w16cex="http://schemas.microsoft.com/office/word/2018/wordml/cex" xmlns:w16cid="http://schemas.microsoft.com/office/word/2016/wordml/cid" xmlns:w16="http://schemas.microsoft.com/office/word/2018/wordml" xmlns:w16sdtdh="http://schemas.microsoft.com/office/word/2020/wordml/sdtdatahash" xmlns:w16se="http://schemas.microsoft.com/office/word/2015/wordml/symex" xmlns:wpg="http://schemas.microsoft.com/office/word/2010/wordprocessingGroup" xmlns:wpi="http://schemas.microsoft.com/office/word/2010/wordprocessingInk" xmlns:wne="http://schemas.microsoft.com/office/word/2006/wordml" xmlns:wps="http://schemas.microsoft.com/office/word/2010/wordprocessingShape" mc:Ignorable="w14 w15 w16se w16cid w16 w16cex w16sdtdh wp14">
   <w:body>
     <w:p>
       <w:pPr>
@@ -59,6 +59,15 @@
         </w:rPr>
         <w:t>3</w:t>
       </w:r>
+      <w:r>
+        <w:rPr>
+          <w:b/>
+          <w:bCs/>
+          <w:sz w:val="28"/>
+          <w:szCs w:val="28"/>
+        </w:rPr>
+        <w:t xml:space="preserve"> </w:t>
+      </w:r>
     </w:p>
     <w:p>
       <w:pPr>
@@ -147,6 +156,7 @@
         </w:rPr>
         <w:t>.1.1.</w:t>
       </w:r>
+      <w:proofErr w:type="spellStart"/>
       <w:r>
         <w:rPr>
           <w:sz w:val="28"/>
@@ -155,6 +165,7 @@
         </w:rPr>
         <w:t>php</w:t>
       </w:r>
+      <w:proofErr w:type="spellEnd"/>
       <w:r>
         <w:rPr>
           <w:sz w:val="28"/>
@@ -331,6 +342,7 @@
         </w:rPr>
         <w:t>.2.</w:t>
       </w:r>
+      <w:proofErr w:type="spellStart"/>
       <w:r>
         <w:rPr>
           <w:sz w:val="28"/>
@@ -339,6 +351,7 @@
         </w:rPr>
         <w:t>php</w:t>
       </w:r>
+      <w:proofErr w:type="spellEnd"/>
       <w:r>
         <w:rPr>
           <w:sz w:val="28"/>
@@ -393,12 +406,9 @@
         <w:rPr>
           <w:sz w:val="28"/>
           <w:szCs w:val="28"/>
-          <w:lang w:val="en-US"/>
         </w:rPr>
         <w:t>8</w:t>
       </w:r>
-      <w:bookmarkStart w:id="0" w:name="_GoBack"/>
-      <w:bookmarkEnd w:id="0"/>
       <w:r>
         <w:rPr>
           <w:sz w:val="28"/>
@@ -406,6 +416,7 @@
         </w:rPr>
         <w:t>.</w:t>
       </w:r>
+      <w:proofErr w:type="spellStart"/>
       <w:r>
         <w:rPr>
           <w:sz w:val="28"/>
@@ -414,6 +425,7 @@
         </w:rPr>
         <w:t>php</w:t>
       </w:r>
+      <w:proofErr w:type="spellEnd"/>
       <w:r>
         <w:rPr>
           <w:sz w:val="28"/>
@@ -472,8 +484,17 @@
           <w:sz w:val="28"/>
           <w:szCs w:val="28"/>
         </w:rPr>
-        <w:t>lab3\one_array</w:t>
-      </w:r>
+        <w:t>lab3\</w:t>
+      </w:r>
+      <w:proofErr w:type="spellStart"/>
+      <w:r>
+        <w:rPr>
+          <w:sz w:val="28"/>
+          <w:szCs w:val="28"/>
+        </w:rPr>
+        <w:t>one_array</w:t>
+      </w:r>
+      <w:proofErr w:type="spellEnd"/>
       <w:r>
         <w:rPr>
           <w:sz w:val="28"/>
@@ -495,6 +516,7 @@
         </w:rPr>
         <w:t xml:space="preserve"> </w:t>
       </w:r>
+      <w:proofErr w:type="gramStart"/>
       <w:r>
         <w:rPr>
           <w:sz w:val="28"/>
@@ -510,6 +532,7 @@
         </w:rPr>
         <w:t>2.</w:t>
       </w:r>
+      <w:proofErr w:type="spellStart"/>
       <w:r>
         <w:rPr>
           <w:sz w:val="28"/>
@@ -518,6 +541,7 @@
         </w:rPr>
         <w:t>php</w:t>
       </w:r>
+      <w:proofErr w:type="spellEnd"/>
       <w:r>
         <w:rPr>
           <w:sz w:val="28"/>
@@ -540,6 +564,7 @@
         </w:rPr>
         <w:t>10.</w:t>
       </w:r>
+      <w:proofErr w:type="spellStart"/>
       <w:r>
         <w:rPr>
           <w:sz w:val="28"/>
@@ -548,6 +573,8 @@
         </w:rPr>
         <w:t>php</w:t>
       </w:r>
+      <w:proofErr w:type="spellEnd"/>
+      <w:proofErr w:type="gramEnd"/>
       <w:r>
         <w:rPr>
           <w:sz w:val="28"/>
@@ -570,6 +597,7 @@
         </w:rPr>
         <w:t>13.</w:t>
       </w:r>
+      <w:proofErr w:type="spellStart"/>
       <w:r>
         <w:rPr>
           <w:sz w:val="28"/>
@@ -578,6 +606,7 @@
         </w:rPr>
         <w:t>php</w:t>
       </w:r>
+      <w:proofErr w:type="spellEnd"/>
       <w:r>
         <w:rPr>
           <w:sz w:val="28"/>
@@ -600,6 +629,7 @@
         </w:rPr>
         <w:t>14.</w:t>
       </w:r>
+      <w:proofErr w:type="spellStart"/>
       <w:r>
         <w:rPr>
           <w:sz w:val="28"/>
@@ -608,6 +638,7 @@
         </w:rPr>
         <w:t>php</w:t>
       </w:r>
+      <w:proofErr w:type="spellEnd"/>
       <w:r>
         <w:rPr>
           <w:sz w:val="28"/>
@@ -630,6 +661,7 @@
         </w:rPr>
         <w:t>16.</w:t>
       </w:r>
+      <w:proofErr w:type="spellStart"/>
       <w:r>
         <w:rPr>
           <w:sz w:val="28"/>
@@ -638,6 +670,7 @@
         </w:rPr>
         <w:t>php</w:t>
       </w:r>
+      <w:proofErr w:type="spellEnd"/>
       <w:r>
         <w:rPr>
           <w:sz w:val="28"/>
@@ -696,8 +729,17 @@
           <w:sz w:val="28"/>
           <w:szCs w:val="28"/>
         </w:rPr>
-        <w:t>lab3\multi_array</w:t>
-      </w:r>
+        <w:t>lab3\</w:t>
+      </w:r>
+      <w:proofErr w:type="spellStart"/>
+      <w:r>
+        <w:rPr>
+          <w:sz w:val="28"/>
+          <w:szCs w:val="28"/>
+        </w:rPr>
+        <w:t>multi_array</w:t>
+      </w:r>
+      <w:proofErr w:type="spellEnd"/>
       <w:r>
         <w:rPr>
           <w:sz w:val="28"/>
@@ -712,6 +754,7 @@
         </w:rPr>
         <w:t xml:space="preserve"> </w:t>
       </w:r>
+      <w:proofErr w:type="gramStart"/>
       <w:r>
         <w:rPr>
           <w:sz w:val="28"/>
@@ -727,6 +770,7 @@
         </w:rPr>
         <w:t>2.</w:t>
       </w:r>
+      <w:proofErr w:type="spellStart"/>
       <w:r>
         <w:rPr>
           <w:sz w:val="28"/>
@@ -735,6 +779,7 @@
         </w:rPr>
         <w:t>php</w:t>
       </w:r>
+      <w:proofErr w:type="spellEnd"/>
       <w:r>
         <w:rPr>
           <w:sz w:val="28"/>
@@ -757,6 +802,7 @@
         </w:rPr>
         <w:t>10.</w:t>
       </w:r>
+      <w:proofErr w:type="spellStart"/>
       <w:r>
         <w:rPr>
           <w:sz w:val="28"/>
@@ -765,6 +811,8 @@
         </w:rPr>
         <w:t>php</w:t>
       </w:r>
+      <w:proofErr w:type="spellEnd"/>
+      <w:proofErr w:type="gramEnd"/>
       <w:r>
         <w:rPr>
           <w:sz w:val="28"/>
@@ -787,6 +835,7 @@
         </w:rPr>
         <w:t>13.</w:t>
       </w:r>
+      <w:proofErr w:type="spellStart"/>
       <w:r>
         <w:rPr>
           <w:sz w:val="28"/>
@@ -795,6 +844,7 @@
         </w:rPr>
         <w:t>php</w:t>
       </w:r>
+      <w:proofErr w:type="spellEnd"/>
       <w:r>
         <w:rPr>
           <w:sz w:val="28"/>
@@ -817,6 +867,7 @@
         </w:rPr>
         <w:t>14.</w:t>
       </w:r>
+      <w:proofErr w:type="spellStart"/>
       <w:r>
         <w:rPr>
           <w:sz w:val="28"/>
@@ -825,6 +876,7 @@
         </w:rPr>
         <w:t>php</w:t>
       </w:r>
+      <w:proofErr w:type="spellEnd"/>
       <w:r>
         <w:rPr>
           <w:sz w:val="28"/>
@@ -847,6 +899,7 @@
         </w:rPr>
         <w:t>16.</w:t>
       </w:r>
+      <w:proofErr w:type="spellStart"/>
       <w:r>
         <w:rPr>
           <w:sz w:val="28"/>
@@ -855,6 +908,7 @@
         </w:rPr>
         <w:t>php</w:t>
       </w:r>
+      <w:proofErr w:type="spellEnd"/>
       <w:r>
         <w:rPr>
           <w:sz w:val="28"/>
@@ -916,7 +970,7 @@
 </file>
 
 <file path=word/endnotes.xml><?xml version="1.0" encoding="utf-8"?>
-<w:endnotes xmlns:wpc="http://schemas.microsoft.com/office/word/2010/wordprocessingCanvas" xmlns:cx="http://schemas.microsoft.com/office/drawing/2014/chartex" xmlns:cx1="http://schemas.microsoft.com/office/drawing/2015/9/8/chartex" xmlns:cx2="http://schemas.microsoft.com/office/drawing/2015/10/21/chartex" xmlns:cx3="http://schemas.microsoft.com/office/drawing/2016/5/9/chartex" xmlns:cx4="http://schemas.microsoft.com/office/drawing/2016/5/10/chartex" xmlns:cx5="http://schemas.microsoft.com/office/drawing/2016/5/11/chartex" xmlns:cx6="http://schemas.microsoft.com/office/drawing/2016/5/12/chartex" xmlns:cx7="http://schemas.microsoft.com/office/drawing/2016/5/13/chartex" xmlns:cx8="http://schemas.microsoft.com/office/drawing/2016/5/14/chartex" xmlns:mc="http://schemas.openxmlformats.org/markup-compatibility/2006" xmlns:aink="http://schemas.microsoft.com/office/drawing/2016/ink" xmlns:am3d="http://schemas.microsoft.com/office/drawing/2017/model3d" xmlns:o="urn:schemas-microsoft-com:office:office" xmlns:r="http://schemas.openxmlformats.org/officeDocument/2006/relationships" xmlns:m="http://schemas.openxmlformats.org/officeDocument/2006/math" xmlns:v="urn:schemas-microsoft-com:vml" xmlns:wp14="http://schemas.microsoft.com/office/word/2010/wordprocessingDrawing" xmlns:wp="http://schemas.openxmlformats.org/drawingml/2006/wordprocessingDrawing" xmlns:w10="urn:schemas-microsoft-com:office:word" xmlns:w="http://schemas.openxmlformats.org/wordprocessingml/2006/main" xmlns:w14="http://schemas.microsoft.com/office/word/2010/wordml" xmlns:w15="http://schemas.microsoft.com/office/word/2012/wordml" xmlns:w16cex="http://schemas.microsoft.com/office/word/2018/wordml/cex" xmlns:w16cid="http://schemas.microsoft.com/office/word/2016/wordml/cid" xmlns:w16="http://schemas.microsoft.com/office/word/2018/wordml" xmlns:w16se="http://schemas.microsoft.com/office/word/2015/wordml/symex" xmlns:wpg="http://schemas.microsoft.com/office/word/2010/wordprocessingGroup" xmlns:wpi="http://schemas.microsoft.com/office/word/2010/wordprocessingInk" xmlns:wne="http://schemas.microsoft.com/office/word/2006/wordml" xmlns:wps="http://schemas.microsoft.com/office/word/2010/wordprocessingShape" mc:Ignorable="w14 w15 w16se w16cid w16 w16cex wp14">
+<w:endnotes xmlns:wpc="http://schemas.microsoft.com/office/word/2010/wordprocessingCanvas" xmlns:cx="http://schemas.microsoft.com/office/drawing/2014/chartex" xmlns:cx1="http://schemas.microsoft.com/office/drawing/2015/9/8/chartex" xmlns:cx2="http://schemas.microsoft.com/office/drawing/2015/10/21/chartex" xmlns:cx3="http://schemas.microsoft.com/office/drawing/2016/5/9/chartex" xmlns:cx4="http://schemas.microsoft.com/office/drawing/2016/5/10/chartex" xmlns:cx5="http://schemas.microsoft.com/office/drawing/2016/5/11/chartex" xmlns:cx6="http://schemas.microsoft.com/office/drawing/2016/5/12/chartex" xmlns:cx7="http://schemas.microsoft.com/office/drawing/2016/5/13/chartex" xmlns:cx8="http://schemas.microsoft.com/office/drawing/2016/5/14/chartex" xmlns:mc="http://schemas.openxmlformats.org/markup-compatibility/2006" xmlns:aink="http://schemas.microsoft.com/office/drawing/2016/ink" xmlns:am3d="http://schemas.microsoft.com/office/drawing/2017/model3d" xmlns:o="urn:schemas-microsoft-com:office:office" xmlns:oel="http://schemas.microsoft.com/office/2019/extlst" xmlns:r="http://schemas.openxmlformats.org/officeDocument/2006/relationships" xmlns:m="http://schemas.openxmlformats.org/officeDocument/2006/math" xmlns:v="urn:schemas-microsoft-com:vml" xmlns:wp14="http://schemas.microsoft.com/office/word/2010/wordprocessingDrawing" xmlns:wp="http://schemas.openxmlformats.org/drawingml/2006/wordprocessingDrawing" xmlns:w10="urn:schemas-microsoft-com:office:word" xmlns:w="http://schemas.openxmlformats.org/wordprocessingml/2006/main" xmlns:w14="http://schemas.microsoft.com/office/word/2010/wordml" xmlns:w15="http://schemas.microsoft.com/office/word/2012/wordml" xmlns:w16cex="http://schemas.microsoft.com/office/word/2018/wordml/cex" xmlns:w16cid="http://schemas.microsoft.com/office/word/2016/wordml/cid" xmlns:w16="http://schemas.microsoft.com/office/word/2018/wordml" xmlns:w16sdtdh="http://schemas.microsoft.com/office/word/2020/wordml/sdtdatahash" xmlns:w16se="http://schemas.microsoft.com/office/word/2015/wordml/symex" xmlns:wpg="http://schemas.microsoft.com/office/word/2010/wordprocessingGroup" xmlns:wpi="http://schemas.microsoft.com/office/word/2010/wordprocessingInk" xmlns:wne="http://schemas.microsoft.com/office/word/2006/wordml" xmlns:wps="http://schemas.microsoft.com/office/word/2010/wordprocessingShape" mc:Ignorable="w14 w15 w16se w16cid w16 w16cex w16sdtdh wp14">
   <w:endnote w:type="separator" w:id="-1">
     <w:p>
       <w:r>
@@ -935,7 +989,7 @@
 </file>
 
 <file path=word/footnotes.xml><?xml version="1.0" encoding="utf-8"?>
-<w:footnotes xmlns:wpc="http://schemas.microsoft.com/office/word/2010/wordprocessingCanvas" xmlns:cx="http://schemas.microsoft.com/office/drawing/2014/chartex" xmlns:cx1="http://schemas.microsoft.com/office/drawing/2015/9/8/chartex" xmlns:cx2="http://schemas.microsoft.com/office/drawing/2015/10/21/chartex" xmlns:cx3="http://schemas.microsoft.com/office/drawing/2016/5/9/chartex" xmlns:cx4="http://schemas.microsoft.com/office/drawing/2016/5/10/chartex" xmlns:cx5="http://schemas.microsoft.com/office/drawing/2016/5/11/chartex" xmlns:cx6="http://schemas.microsoft.com/office/drawing/2016/5/12/chartex" xmlns:cx7="http://schemas.microsoft.com/office/drawing/2016/5/13/chartex" xmlns:cx8="http://schemas.microsoft.com/office/drawing/2016/5/14/chartex" xmlns:mc="http://schemas.openxmlformats.org/markup-compatibility/2006" xmlns:aink="http://schemas.microsoft.com/office/drawing/2016/ink" xmlns:am3d="http://schemas.microsoft.com/office/drawing/2017/model3d" xmlns:o="urn:schemas-microsoft-com:office:office" xmlns:r="http://schemas.openxmlformats.org/officeDocument/2006/relationships" xmlns:m="http://schemas.openxmlformats.org/officeDocument/2006/math" xmlns:v="urn:schemas-microsoft-com:vml" xmlns:wp14="http://schemas.microsoft.com/office/word/2010/wordprocessingDrawing" xmlns:wp="http://schemas.openxmlformats.org/drawingml/2006/wordprocessingDrawing" xmlns:w10="urn:schemas-microsoft-com:office:word" xmlns:w="http://schemas.openxmlformats.org/wordprocessingml/2006/main" xmlns:w14="http://schemas.microsoft.com/office/word/2010/wordml" xmlns:w15="http://schemas.microsoft.com/office/word/2012/wordml" xmlns:w16cex="http://schemas.microsoft.com/office/word/2018/wordml/cex" xmlns:w16cid="http://schemas.microsoft.com/office/word/2016/wordml/cid" xmlns:w16="http://schemas.microsoft.com/office/word/2018/wordml" xmlns:w16se="http://schemas.microsoft.com/office/word/2015/wordml/symex" xmlns:wpg="http://schemas.microsoft.com/office/word/2010/wordprocessingGroup" xmlns:wpi="http://schemas.microsoft.com/office/word/2010/wordprocessingInk" xmlns:wne="http://schemas.microsoft.com/office/word/2006/wordml" xmlns:wps="http://schemas.microsoft.com/office/word/2010/wordprocessingShape" mc:Ignorable="w14 w15 w16se w16cid w16 w16cex wp14">
+<w:footnotes xmlns:wpc="http://schemas.microsoft.com/office/word/2010/wordprocessingCanvas" xmlns:cx="http://schemas.microsoft.com/office/drawing/2014/chartex" xmlns:cx1="http://schemas.microsoft.com/office/drawing/2015/9/8/chartex" xmlns:cx2="http://schemas.microsoft.com/office/drawing/2015/10/21/chartex" xmlns:cx3="http://schemas.microsoft.com/office/drawing/2016/5/9/chartex" xmlns:cx4="http://schemas.microsoft.com/office/drawing/2016/5/10/chartex" xmlns:cx5="http://schemas.microsoft.com/office/drawing/2016/5/11/chartex" xmlns:cx6="http://schemas.microsoft.com/office/drawing/2016/5/12/chartex" xmlns:cx7="http://schemas.microsoft.com/office/drawing/2016/5/13/chartex" xmlns:cx8="http://schemas.microsoft.com/office/drawing/2016/5/14/chartex" xmlns:mc="http://schemas.openxmlformats.org/markup-compatibility/2006" xmlns:aink="http://schemas.microsoft.com/office/drawing/2016/ink" xmlns:am3d="http://schemas.microsoft.com/office/drawing/2017/model3d" xmlns:o="urn:schemas-microsoft-com:office:office" xmlns:oel="http://schemas.microsoft.com/office/2019/extlst" xmlns:r="http://schemas.openxmlformats.org/officeDocument/2006/relationships" xmlns:m="http://schemas.openxmlformats.org/officeDocument/2006/math" xmlns:v="urn:schemas-microsoft-com:vml" xmlns:wp14="http://schemas.microsoft.com/office/word/2010/wordprocessingDrawing" xmlns:wp="http://schemas.openxmlformats.org/drawingml/2006/wordprocessingDrawing" xmlns:w10="urn:schemas-microsoft-com:office:word" xmlns:w="http://schemas.openxmlformats.org/wordprocessingml/2006/main" xmlns:w14="http://schemas.microsoft.com/office/word/2010/wordml" xmlns:w15="http://schemas.microsoft.com/office/word/2012/wordml" xmlns:w16cex="http://schemas.microsoft.com/office/word/2018/wordml/cex" xmlns:w16cid="http://schemas.microsoft.com/office/word/2016/wordml/cid" xmlns:w16="http://schemas.microsoft.com/office/word/2018/wordml" xmlns:w16sdtdh="http://schemas.microsoft.com/office/word/2020/wordml/sdtdatahash" xmlns:w16se="http://schemas.microsoft.com/office/word/2015/wordml/symex" xmlns:wpg="http://schemas.microsoft.com/office/word/2010/wordprocessingGroup" xmlns:wpi="http://schemas.microsoft.com/office/word/2010/wordprocessingInk" xmlns:wne="http://schemas.microsoft.com/office/word/2006/wordml" xmlns:wps="http://schemas.microsoft.com/office/word/2010/wordprocessingShape" mc:Ignorable="w14 w15 w16se w16cid w16 w16cex w16sdtdh wp14">
   <w:footnote w:type="separator" w:id="-1">
     <w:p>
       <w:r>
@@ -954,7 +1008,7 @@
 </file>
 
 <file path=word/numbering.xml><?xml version="1.0" encoding="utf-8"?>
-<w:numbering xmlns:wpc="http://schemas.microsoft.com/office/word/2010/wordprocessingCanvas" xmlns:cx="http://schemas.microsoft.com/office/drawing/2014/chartex" xmlns:cx1="http://schemas.microsoft.com/office/drawing/2015/9/8/chartex" xmlns:cx2="http://schemas.microsoft.com/office/drawing/2015/10/21/chartex" xmlns:cx3="http://schemas.microsoft.com/office/drawing/2016/5/9/chartex" xmlns:cx4="http://schemas.microsoft.com/office/drawing/2016/5/10/chartex" xmlns:cx5="http://schemas.microsoft.com/office/drawing/2016/5/11/chartex" xmlns:cx6="http://schemas.microsoft.com/office/drawing/2016/5/12/chartex" xmlns:cx7="http://schemas.microsoft.com/office/drawing/2016/5/13/chartex" xmlns:cx8="http://schemas.microsoft.com/office/drawing/2016/5/14/chartex" xmlns:mc="http://schemas.openxmlformats.org/markup-compatibility/2006" xmlns:aink="http://schemas.microsoft.com/office/drawing/2016/ink" xmlns:am3d="http://schemas.microsoft.com/office/drawing/2017/model3d" xmlns:o="urn:schemas-microsoft-com:office:office" xmlns:r="http://schemas.openxmlformats.org/officeDocument/2006/relationships" xmlns:m="http://schemas.openxmlformats.org/officeDocument/2006/math" xmlns:v="urn:schemas-microsoft-com:vml" xmlns:wp14="http://schemas.microsoft.com/office/word/2010/wordprocessingDrawing" xmlns:wp="http://schemas.openxmlformats.org/drawingml/2006/wordprocessingDrawing" xmlns:w10="urn:schemas-microsoft-com:office:word" xmlns:w="http://schemas.openxmlformats.org/wordprocessingml/2006/main" xmlns:w14="http://schemas.microsoft.com/office/word/2010/wordml" xmlns:w15="http://schemas.microsoft.com/office/word/2012/wordml" xmlns:w16cex="http://schemas.microsoft.com/office/word/2018/wordml/cex" xmlns:w16cid="http://schemas.microsoft.com/office/word/2016/wordml/cid" xmlns:w16="http://schemas.microsoft.com/office/word/2018/wordml" xmlns:w16se="http://schemas.microsoft.com/office/word/2015/wordml/symex" xmlns:wpg="http://schemas.microsoft.com/office/word/2010/wordprocessingGroup" xmlns:wpi="http://schemas.microsoft.com/office/word/2010/wordprocessingInk" xmlns:wne="http://schemas.microsoft.com/office/word/2006/wordml" xmlns:wps="http://schemas.microsoft.com/office/word/2010/wordprocessingShape" mc:Ignorable="w14 w15 w16se w16cid w16 w16cex wp14">
+<w:numbering xmlns:wpc="http://schemas.microsoft.com/office/word/2010/wordprocessingCanvas" xmlns:cx="http://schemas.microsoft.com/office/drawing/2014/chartex" xmlns:cx1="http://schemas.microsoft.com/office/drawing/2015/9/8/chartex" xmlns:cx2="http://schemas.microsoft.com/office/drawing/2015/10/21/chartex" xmlns:cx3="http://schemas.microsoft.com/office/drawing/2016/5/9/chartex" xmlns:cx4="http://schemas.microsoft.com/office/drawing/2016/5/10/chartex" xmlns:cx5="http://schemas.microsoft.com/office/drawing/2016/5/11/chartex" xmlns:cx6="http://schemas.microsoft.com/office/drawing/2016/5/12/chartex" xmlns:cx7="http://schemas.microsoft.com/office/drawing/2016/5/13/chartex" xmlns:cx8="http://schemas.microsoft.com/office/drawing/2016/5/14/chartex" xmlns:mc="http://schemas.openxmlformats.org/markup-compatibility/2006" xmlns:aink="http://schemas.microsoft.com/office/drawing/2016/ink" xmlns:am3d="http://schemas.microsoft.com/office/drawing/2017/model3d" xmlns:o="urn:schemas-microsoft-com:office:office" xmlns:oel="http://schemas.microsoft.com/office/2019/extlst" xmlns:r="http://schemas.openxmlformats.org/officeDocument/2006/relationships" xmlns:m="http://schemas.openxmlformats.org/officeDocument/2006/math" xmlns:v="urn:schemas-microsoft-com:vml" xmlns:wp14="http://schemas.microsoft.com/office/word/2010/wordprocessingDrawing" xmlns:wp="http://schemas.openxmlformats.org/drawingml/2006/wordprocessingDrawing" xmlns:w10="urn:schemas-microsoft-com:office:word" xmlns:w="http://schemas.openxmlformats.org/wordprocessingml/2006/main" xmlns:w14="http://schemas.microsoft.com/office/word/2010/wordml" xmlns:w15="http://schemas.microsoft.com/office/word/2012/wordml" xmlns:w16cex="http://schemas.microsoft.com/office/word/2018/wordml/cex" xmlns:w16cid="http://schemas.microsoft.com/office/word/2016/wordml/cid" xmlns:w16="http://schemas.microsoft.com/office/word/2018/wordml" xmlns:w16sdtdh="http://schemas.microsoft.com/office/word/2020/wordml/sdtdatahash" xmlns:w16se="http://schemas.microsoft.com/office/word/2015/wordml/symex" xmlns:wpg="http://schemas.microsoft.com/office/word/2010/wordprocessingGroup" xmlns:wpi="http://schemas.microsoft.com/office/word/2010/wordprocessingInk" xmlns:wne="http://schemas.microsoft.com/office/word/2006/wordml" xmlns:wps="http://schemas.microsoft.com/office/word/2010/wordprocessingShape" mc:Ignorable="w14 w15 w16se w16cid w16 w16cex w16sdtdh wp14">
   <w:abstractNum w:abstractNumId="0" w15:restartNumberingAfterBreak="0">
     <w:nsid w:val="524A2FC2"/>
     <w:multiLevelType w:val="hybridMultilevel"/>
@@ -1130,17 +1184,17 @@
       </w:pPr>
     </w:lvl>
   </w:abstractNum>
-  <w:num w:numId="1">
+  <w:num w:numId="1" w16cid:durableId="629870443">
     <w:abstractNumId w:val="1"/>
   </w:num>
-  <w:num w:numId="2">
+  <w:num w:numId="2" w16cid:durableId="1359038316">
     <w:abstractNumId w:val="0"/>
   </w:num>
 </w:numbering>
 </file>
 
 <file path=word/styles.xml><?xml version="1.0" encoding="utf-8"?>
-<w:styles xmlns:mc="http://schemas.openxmlformats.org/markup-compatibility/2006" xmlns:r="http://schemas.openxmlformats.org/officeDocument/2006/relationships" xmlns:w="http://schemas.openxmlformats.org/wordprocessingml/2006/main" xmlns:w14="http://schemas.microsoft.com/office/word/2010/wordml" xmlns:w15="http://schemas.microsoft.com/office/word/2012/wordml" xmlns:w16cex="http://schemas.microsoft.com/office/word/2018/wordml/cex" xmlns:w16cid="http://schemas.microsoft.com/office/word/2016/wordml/cid" xmlns:w16="http://schemas.microsoft.com/office/word/2018/wordml" xmlns:w16se="http://schemas.microsoft.com/office/word/2015/wordml/symex" mc:Ignorable="w14 w15 w16se w16cid w16 w16cex">
+<w:styles xmlns:mc="http://schemas.openxmlformats.org/markup-compatibility/2006" xmlns:r="http://schemas.openxmlformats.org/officeDocument/2006/relationships" xmlns:w="http://schemas.openxmlformats.org/wordprocessingml/2006/main" xmlns:w14="http://schemas.microsoft.com/office/word/2010/wordml" xmlns:w15="http://schemas.microsoft.com/office/word/2012/wordml" xmlns:w16cex="http://schemas.microsoft.com/office/word/2018/wordml/cex" xmlns:w16cid="http://schemas.microsoft.com/office/word/2016/wordml/cid" xmlns:w16="http://schemas.microsoft.com/office/word/2018/wordml" xmlns:w16sdtdh="http://schemas.microsoft.com/office/word/2020/wordml/sdtdatahash" xmlns:w16se="http://schemas.microsoft.com/office/word/2015/wordml/symex" mc:Ignorable="w14 w15 w16se w16cid w16 w16cex w16sdtdh">
   <w:docDefaults>
     <w:rPrDefault>
       <w:rPr>
